--- a/TS-Kramam/TS-1.6/TS 1.6 Malayalam Krama Paatam Corrections.docx
+++ b/TS-Kramam/TS-1.6/TS 1.6 Malayalam Krama Paatam Corrections.docx
@@ -178,6 +178,824 @@
       </w:tr>
       <w:tr>
         <w:trPr>
+          <w:trHeight w:val="1531"/>
+        </w:trPr>
+        <w:tc>
+          <w:tcPr>
+            <w:tcW w:w="3857" w:type="dxa"/>
+            <w:tcBorders>
+              <w:top w:val="single" w:sz="4" w:space="0" w:color="000000"/>
+              <w:left w:val="single" w:sz="4" w:space="0" w:color="000000"/>
+              <w:bottom w:val="single" w:sz="4" w:space="0" w:color="000000"/>
+              <w:right w:val="single" w:sz="4" w:space="0" w:color="000000"/>
+            </w:tcBorders>
+          </w:tcPr>
+          <w:p>
+            <w:pPr>
+              <w:widowControl w:val="0"/>
+              <w:tabs>
+                <w:tab w:val="left" w:pos="993"/>
+              </w:tabs>
+              <w:autoSpaceDE w:val="0"/>
+              <w:autoSpaceDN w:val="0"/>
+              <w:adjustRightInd w:val="0"/>
+              <w:spacing w:before="0" w:line="240" w:lineRule="auto"/>
+              <w:rPr>
+                <w:rFonts w:eastAsia="Times New Roman" w:cs="Arial"/>
+                <w:b/>
+                <w:sz w:val="32"/>
+                <w:szCs w:val="32"/>
+                <w:lang w:val="en-IN" w:eastAsia="en-IN" w:bidi="ml-IN"/>
+              </w:rPr>
+            </w:pPr>
+            <w:r>
+              <w:rPr>
+                <w:rFonts w:eastAsia="Times New Roman" w:cs="Arial"/>
+                <w:b/>
+                <w:sz w:val="32"/>
+                <w:szCs w:val="32"/>
+                <w:lang w:val="en-IN" w:eastAsia="en-IN" w:bidi="ml-IN"/>
+              </w:rPr>
+              <w:t>T.S.1.6.</w:t>
+            </w:r>
+            <w:r>
+              <w:rPr>
+                <w:rFonts w:eastAsia="Times New Roman" w:cs="Arial"/>
+                <w:b/>
+                <w:sz w:val="32"/>
+                <w:szCs w:val="32"/>
+                <w:lang w:val="en-IN" w:eastAsia="en-IN" w:bidi="ml-IN"/>
+              </w:rPr>
+              <w:t>3.1</w:t>
+            </w:r>
+            <w:r>
+              <w:rPr>
+                <w:rFonts w:eastAsia="Times New Roman" w:cs="Arial"/>
+                <w:b/>
+                <w:sz w:val="32"/>
+                <w:szCs w:val="32"/>
+                <w:lang w:val="en-IN" w:eastAsia="en-IN" w:bidi="ml-IN"/>
+              </w:rPr>
+              <w:t xml:space="preserve"> </w:t>
+            </w:r>
+            <w:r>
+              <w:rPr>
+                <w:rFonts w:eastAsia="Times New Roman" w:cs="Arial"/>
+                <w:b/>
+                <w:sz w:val="32"/>
+                <w:szCs w:val="32"/>
+                <w:lang w:val="en-IN" w:eastAsia="en-IN" w:bidi="ml-IN"/>
+              </w:rPr>
+              <w:t>- Kramam</w:t>
+            </w:r>
+          </w:p>
+          <w:p>
+            <w:pPr>
+              <w:widowControl w:val="0"/>
+              <w:autoSpaceDE w:val="0"/>
+              <w:autoSpaceDN w:val="0"/>
+              <w:adjustRightInd w:val="0"/>
+              <w:spacing w:before="0" w:line="240" w:lineRule="auto"/>
+              <w:rPr>
+                <w:rFonts w:cs="Arial"/>
+                <w:b/>
+                <w:bCs/>
+                <w:sz w:val="28"/>
+                <w:szCs w:val="36"/>
+                <w:lang w:val="it-IT" w:bidi="ml-IN"/>
+              </w:rPr>
+            </w:pPr>
+            <w:r>
+              <w:rPr>
+                <w:rFonts w:cs="Arial"/>
+                <w:b/>
+                <w:bCs/>
+                <w:sz w:val="28"/>
+                <w:szCs w:val="36"/>
+                <w:lang w:val="it-IT" w:bidi="ml-IN"/>
+              </w:rPr>
+              <w:t xml:space="preserve">Krama Vaakyam No. </w:t>
+            </w:r>
+            <w:r>
+              <w:rPr>
+                <w:rFonts w:cs="Arial"/>
+                <w:b/>
+                <w:bCs/>
+                <w:sz w:val="28"/>
+                <w:szCs w:val="36"/>
+                <w:lang w:val="it-IT" w:bidi="ml-IN"/>
+              </w:rPr>
+              <w:t>33</w:t>
+            </w:r>
+          </w:p>
+          <w:p>
+            <w:pPr>
+              <w:widowControl w:val="0"/>
+              <w:tabs>
+                <w:tab w:val="left" w:pos="993"/>
+              </w:tabs>
+              <w:autoSpaceDE w:val="0"/>
+              <w:autoSpaceDN w:val="0"/>
+              <w:adjustRightInd w:val="0"/>
+              <w:spacing w:before="0" w:line="240" w:lineRule="auto"/>
+              <w:rPr>
+                <w:rFonts w:eastAsia="Times New Roman" w:cs="Arial"/>
+                <w:b/>
+                <w:sz w:val="32"/>
+                <w:szCs w:val="32"/>
+                <w:lang w:val="it-IT" w:eastAsia="en-IN" w:bidi="ml-IN"/>
+              </w:rPr>
+            </w:pPr>
+            <w:r>
+              <w:rPr>
+                <w:rFonts w:cs="Arial"/>
+                <w:b/>
+                <w:bCs/>
+                <w:sz w:val="28"/>
+                <w:szCs w:val="36"/>
+                <w:lang w:val="it-IT" w:bidi="ml-IN"/>
+              </w:rPr>
+              <w:t>Panchaati No. 8</w:t>
+            </w:r>
+          </w:p>
+        </w:tc>
+        <w:tc>
+          <w:tcPr>
+            <w:tcW w:w="5196" w:type="dxa"/>
+            <w:tcBorders>
+              <w:top w:val="single" w:sz="4" w:space="0" w:color="000000"/>
+              <w:left w:val="single" w:sz="4" w:space="0" w:color="000000"/>
+              <w:bottom w:val="single" w:sz="4" w:space="0" w:color="000000"/>
+              <w:right w:val="single" w:sz="4" w:space="0" w:color="000000"/>
+            </w:tcBorders>
+          </w:tcPr>
+          <w:p>
+            <w:pPr>
+              <w:spacing w:before="0" w:line="240" w:lineRule="auto"/>
+              <w:rPr>
+                <w:rFonts w:ascii="BRH Malayalam Extra" w:hAnsi="BRH Malayalam Extra" w:cs="BRH Malayalam Extra"/>
+                <w:sz w:val="40"/>
+                <w:szCs w:val="40"/>
+                <w:lang w:val="en-IN"/>
+              </w:rPr>
+            </w:pPr>
+            <w:r>
+              <w:rPr>
+                <w:rFonts w:ascii="BRH Malayalam Extra" w:hAnsi="BRH Malayalam Extra" w:cs="BRH Malayalam Extra"/>
+                <w:sz w:val="40"/>
+                <w:szCs w:val="40"/>
+                <w:lang w:val="en-IN"/>
+              </w:rPr>
+              <w:t>qz</w:t>
+            </w:r>
+            <w:r>
+              <w:rPr>
+                <w:rFonts w:ascii="BRH Malayalam Extra" w:hAnsi="BRH Malayalam Extra" w:cs="BRH Malayalam Extra"/>
+                <w:b/>
+                <w:sz w:val="32"/>
+                <w:szCs w:val="40"/>
+                <w:lang w:val="en-IN"/>
+              </w:rPr>
+              <w:t>–</w:t>
+            </w:r>
+            <w:r>
+              <w:rPr>
+                <w:rFonts w:ascii="BRH Malayalam Extra" w:hAnsi="BRH Malayalam Extra" w:cs="BRH Malayalam Extra"/>
+                <w:sz w:val="40"/>
+                <w:szCs w:val="40"/>
+                <w:lang w:val="en-IN"/>
+              </w:rPr>
+              <w:t>ª</w:t>
+            </w:r>
+            <w:r>
+              <w:rPr>
+                <w:rFonts w:ascii="BRH Malayalam Extra" w:hAnsi="BRH Malayalam Extra" w:cs="BRH Malayalam Extra"/>
+                <w:b/>
+                <w:sz w:val="32"/>
+                <w:szCs w:val="40"/>
+                <w:lang w:val="en-IN"/>
+              </w:rPr>
+              <w:t>–</w:t>
+            </w:r>
+            <w:r>
+              <w:rPr>
+                <w:rFonts w:ascii="BRH Malayalam Extra" w:hAnsi="BRH Malayalam Extra" w:cs="BRH Malayalam Extra"/>
+                <w:sz w:val="40"/>
+                <w:szCs w:val="40"/>
+                <w:lang w:val="en-IN"/>
+              </w:rPr>
+              <w:t xml:space="preserve">.rxYy— i£XûI | </w:t>
+            </w:r>
+          </w:p>
+          <w:p>
+            <w:pPr>
+              <w:spacing w:before="0" w:line="240" w:lineRule="auto"/>
+              <w:rPr>
+                <w:rFonts w:ascii="BRH Malayalam Extra" w:hAnsi="BRH Malayalam Extra" w:cs="BRH Malayalam Extra"/>
+                <w:sz w:val="40"/>
+                <w:szCs w:val="40"/>
+                <w:lang w:val="en-IN"/>
+              </w:rPr>
+            </w:pPr>
+            <w:r>
+              <w:rPr>
+                <w:rFonts w:ascii="BRH Malayalam Extra" w:hAnsi="BRH Malayalam Extra" w:cs="BRH Malayalam Extra"/>
+                <w:sz w:val="40"/>
+                <w:szCs w:val="40"/>
+                <w:lang w:val="en-IN"/>
+              </w:rPr>
+              <w:t>i£</w:t>
+            </w:r>
+            <w:r>
+              <w:rPr>
+                <w:rFonts w:ascii="BRH Malayalam Extra" w:hAnsi="BRH Malayalam Extra" w:cs="BRH Malayalam Extra"/>
+                <w:b/>
+                <w:sz w:val="32"/>
+                <w:szCs w:val="40"/>
+                <w:lang w:val="en-IN"/>
+              </w:rPr>
+              <w:t>–</w:t>
+            </w:r>
+            <w:r>
+              <w:rPr>
+                <w:rFonts w:ascii="BRH Malayalam Extra" w:hAnsi="BRH Malayalam Extra" w:cs="BRH Malayalam Extra"/>
+                <w:sz w:val="40"/>
+                <w:szCs w:val="40"/>
+                <w:lang w:val="en-IN"/>
+              </w:rPr>
+              <w:t>Xû</w:t>
+            </w:r>
+            <w:r>
+              <w:rPr>
+                <w:rFonts w:ascii="BRH Malayalam Extra" w:hAnsi="BRH Malayalam Extra" w:cs="BRH Malayalam Extra"/>
+                <w:b/>
+                <w:sz w:val="32"/>
+                <w:szCs w:val="40"/>
+                <w:lang w:val="en-IN"/>
+              </w:rPr>
+              <w:t>–</w:t>
+            </w:r>
+            <w:r>
+              <w:rPr>
+                <w:rFonts w:ascii="BRH Malayalam Extra" w:hAnsi="BRH Malayalam Extra" w:cs="BRH Malayalam Extra"/>
+                <w:sz w:val="40"/>
+                <w:szCs w:val="40"/>
+                <w:highlight w:val="yellow"/>
+                <w:lang w:val="en-IN"/>
+              </w:rPr>
+              <w:t>iz</w:t>
+            </w:r>
+            <w:r>
+              <w:rPr>
+                <w:rFonts w:ascii="BRH Malayalam Extra" w:hAnsi="BRH Malayalam Extra" w:cs="BRH Malayalam Extra"/>
+                <w:sz w:val="40"/>
+                <w:szCs w:val="40"/>
+                <w:lang w:val="en-IN"/>
+              </w:rPr>
+              <w:t>¥W˜ |</w:t>
+            </w:r>
+          </w:p>
+        </w:tc>
+        <w:tc>
+          <w:tcPr>
+            <w:tcW w:w="5220" w:type="dxa"/>
+            <w:tcBorders>
+              <w:top w:val="single" w:sz="4" w:space="0" w:color="000000"/>
+              <w:left w:val="single" w:sz="4" w:space="0" w:color="000000"/>
+              <w:bottom w:val="single" w:sz="4" w:space="0" w:color="000000"/>
+              <w:right w:val="single" w:sz="4" w:space="0" w:color="000000"/>
+            </w:tcBorders>
+          </w:tcPr>
+          <w:p>
+            <w:pPr>
+              <w:widowControl w:val="0"/>
+              <w:autoSpaceDE w:val="0"/>
+              <w:autoSpaceDN w:val="0"/>
+              <w:adjustRightInd w:val="0"/>
+              <w:spacing w:before="0" w:line="264" w:lineRule="auto"/>
+              <w:rPr>
+                <w:rFonts w:ascii="BRH Malayalam Extra" w:hAnsi="BRH Malayalam Extra" w:cs="BRH Malayalam Extra"/>
+                <w:sz w:val="40"/>
+                <w:szCs w:val="40"/>
+                <w:lang w:val="en-IN"/>
+              </w:rPr>
+            </w:pPr>
+            <w:r>
+              <w:rPr>
+                <w:rFonts w:ascii="BRH Malayalam Extra" w:hAnsi="BRH Malayalam Extra" w:cs="BRH Malayalam Extra"/>
+                <w:sz w:val="40"/>
+                <w:szCs w:val="40"/>
+                <w:lang w:val="en-IN"/>
+              </w:rPr>
+              <w:t>qz</w:t>
+            </w:r>
+            <w:r>
+              <w:rPr>
+                <w:rFonts w:ascii="BRH Malayalam Extra" w:hAnsi="BRH Malayalam Extra" w:cs="BRH Malayalam Extra"/>
+                <w:b/>
+                <w:sz w:val="32"/>
+                <w:szCs w:val="40"/>
+                <w:lang w:val="en-IN"/>
+              </w:rPr>
+              <w:t>–</w:t>
+            </w:r>
+            <w:r>
+              <w:rPr>
+                <w:rFonts w:ascii="BRH Malayalam Extra" w:hAnsi="BRH Malayalam Extra" w:cs="BRH Malayalam Extra"/>
+                <w:sz w:val="40"/>
+                <w:szCs w:val="40"/>
+                <w:lang w:val="en-IN"/>
+              </w:rPr>
+              <w:t>ª</w:t>
+            </w:r>
+            <w:r>
+              <w:rPr>
+                <w:rFonts w:ascii="BRH Malayalam Extra" w:hAnsi="BRH Malayalam Extra" w:cs="BRH Malayalam Extra"/>
+                <w:b/>
+                <w:sz w:val="32"/>
+                <w:szCs w:val="40"/>
+                <w:lang w:val="en-IN"/>
+              </w:rPr>
+              <w:t>–</w:t>
+            </w:r>
+            <w:r>
+              <w:rPr>
+                <w:rFonts w:ascii="BRH Malayalam Extra" w:hAnsi="BRH Malayalam Extra" w:cs="BRH Malayalam Extra"/>
+                <w:sz w:val="40"/>
+                <w:szCs w:val="40"/>
+                <w:lang w:val="en-IN"/>
+              </w:rPr>
+              <w:t xml:space="preserve">.rxYy— i£XûI | </w:t>
+            </w:r>
+          </w:p>
+          <w:p>
+            <w:pPr>
+              <w:widowControl w:val="0"/>
+              <w:autoSpaceDE w:val="0"/>
+              <w:autoSpaceDN w:val="0"/>
+              <w:adjustRightInd w:val="0"/>
+              <w:spacing w:before="0" w:line="264" w:lineRule="auto"/>
+              <w:rPr>
+                <w:rFonts w:ascii="BRH Malayalam Extra" w:hAnsi="BRH Malayalam Extra" w:cs="BRH Malayalam Extra"/>
+                <w:sz w:val="40"/>
+                <w:szCs w:val="40"/>
+                <w:lang w:val="en-IN"/>
+              </w:rPr>
+            </w:pPr>
+            <w:r>
+              <w:rPr>
+                <w:rFonts w:ascii="BRH Malayalam Extra" w:hAnsi="BRH Malayalam Extra" w:cs="BRH Malayalam Extra"/>
+                <w:sz w:val="40"/>
+                <w:szCs w:val="40"/>
+                <w:lang w:val="en-IN"/>
+              </w:rPr>
+              <w:t>i£</w:t>
+            </w:r>
+            <w:r>
+              <w:rPr>
+                <w:rFonts w:ascii="BRH Malayalam Extra" w:hAnsi="BRH Malayalam Extra" w:cs="BRH Malayalam Extra"/>
+                <w:b/>
+                <w:sz w:val="32"/>
+                <w:szCs w:val="40"/>
+                <w:lang w:val="en-IN"/>
+              </w:rPr>
+              <w:t>–</w:t>
+            </w:r>
+            <w:r>
+              <w:rPr>
+                <w:rFonts w:ascii="BRH Malayalam Extra" w:hAnsi="BRH Malayalam Extra" w:cs="BRH Malayalam Extra"/>
+                <w:sz w:val="40"/>
+                <w:szCs w:val="40"/>
+                <w:lang w:val="en-IN"/>
+              </w:rPr>
+              <w:t>Xû</w:t>
+            </w:r>
+            <w:r>
+              <w:rPr>
+                <w:rFonts w:ascii="BRH Malayalam Extra" w:hAnsi="BRH Malayalam Extra" w:cs="BRH Malayalam Extra"/>
+                <w:b/>
+                <w:sz w:val="32"/>
+                <w:szCs w:val="40"/>
+                <w:lang w:val="en-IN"/>
+              </w:rPr>
+              <w:t>–</w:t>
+            </w:r>
+            <w:r>
+              <w:rPr>
+                <w:rFonts w:ascii="BRH Malayalam Extra" w:hAnsi="BRH Malayalam Extra" w:cs="BRH Malayalam Extra"/>
+                <w:sz w:val="40"/>
+                <w:szCs w:val="40"/>
+                <w:lang w:val="en-IN"/>
+              </w:rPr>
+              <w:t>i</w:t>
+            </w:r>
+            <w:r>
+              <w:rPr>
+                <w:rFonts w:ascii="BRH Malayalam Extra" w:hAnsi="BRH Malayalam Extra" w:cs="BRH Malayalam Extra"/>
+                <w:sz w:val="40"/>
+                <w:szCs w:val="40"/>
+                <w:highlight w:val="green"/>
+                <w:lang w:val="en-IN"/>
+              </w:rPr>
+              <w:t>y</w:t>
+            </w:r>
+            <w:r>
+              <w:rPr>
+                <w:rFonts w:ascii="BRH Malayalam Extra" w:hAnsi="BRH Malayalam Extra" w:cs="BRH Malayalam Extra"/>
+                <w:sz w:val="40"/>
+                <w:szCs w:val="40"/>
+                <w:lang w:val="en-IN"/>
+              </w:rPr>
+              <w:t>¥W˜ |</w:t>
+            </w:r>
+          </w:p>
+        </w:tc>
+      </w:tr>
+      <w:tr>
+        <w:trPr>
+          <w:trHeight w:val="680"/>
+        </w:trPr>
+        <w:tc>
+          <w:tcPr>
+            <w:tcW w:w="3857" w:type="dxa"/>
+            <w:tcBorders>
+              <w:top w:val="single" w:sz="4" w:space="0" w:color="000000"/>
+              <w:left w:val="single" w:sz="4" w:space="0" w:color="000000"/>
+              <w:bottom w:val="single" w:sz="4" w:space="0" w:color="000000"/>
+              <w:right w:val="single" w:sz="4" w:space="0" w:color="000000"/>
+            </w:tcBorders>
+          </w:tcPr>
+          <w:p>
+            <w:pPr>
+              <w:widowControl w:val="0"/>
+              <w:tabs>
+                <w:tab w:val="left" w:pos="993"/>
+              </w:tabs>
+              <w:autoSpaceDE w:val="0"/>
+              <w:autoSpaceDN w:val="0"/>
+              <w:adjustRightInd w:val="0"/>
+              <w:spacing w:before="0" w:line="240" w:lineRule="auto"/>
+              <w:rPr>
+                <w:rFonts w:eastAsia="Times New Roman" w:cs="Arial"/>
+                <w:b/>
+                <w:sz w:val="32"/>
+                <w:szCs w:val="32"/>
+                <w:lang w:val="en-IN" w:eastAsia="en-IN" w:bidi="ml-IN"/>
+              </w:rPr>
+            </w:pPr>
+            <w:r>
+              <w:rPr>
+                <w:rFonts w:eastAsia="Times New Roman" w:cs="Arial"/>
+                <w:b/>
+                <w:sz w:val="32"/>
+                <w:szCs w:val="32"/>
+                <w:lang w:val="en-IN" w:eastAsia="en-IN" w:bidi="ml-IN"/>
+              </w:rPr>
+              <w:t>T.S.1.6.</w:t>
+            </w:r>
+            <w:r>
+              <w:rPr>
+                <w:rFonts w:eastAsia="Times New Roman" w:cs="Arial"/>
+                <w:b/>
+                <w:sz w:val="32"/>
+                <w:szCs w:val="32"/>
+                <w:lang w:val="en-IN" w:eastAsia="en-IN" w:bidi="ml-IN"/>
+              </w:rPr>
+              <w:t xml:space="preserve">3.1 </w:t>
+            </w:r>
+            <w:r>
+              <w:rPr>
+                <w:rFonts w:eastAsia="Times New Roman" w:cs="Arial"/>
+                <w:b/>
+                <w:sz w:val="32"/>
+                <w:szCs w:val="32"/>
+                <w:lang w:val="en-IN" w:eastAsia="en-IN" w:bidi="ml-IN"/>
+              </w:rPr>
+              <w:t>- Kramam</w:t>
+            </w:r>
+          </w:p>
+          <w:p>
+            <w:pPr>
+              <w:widowControl w:val="0"/>
+              <w:autoSpaceDE w:val="0"/>
+              <w:autoSpaceDN w:val="0"/>
+              <w:adjustRightInd w:val="0"/>
+              <w:spacing w:before="0" w:line="240" w:lineRule="auto"/>
+              <w:rPr>
+                <w:rFonts w:cs="Arial"/>
+                <w:b/>
+                <w:bCs/>
+                <w:sz w:val="28"/>
+                <w:szCs w:val="36"/>
+                <w:lang w:val="it-IT" w:bidi="ml-IN"/>
+              </w:rPr>
+            </w:pPr>
+            <w:r>
+              <w:rPr>
+                <w:rFonts w:cs="Arial"/>
+                <w:b/>
+                <w:bCs/>
+                <w:sz w:val="28"/>
+                <w:szCs w:val="36"/>
+                <w:lang w:val="it-IT" w:bidi="ml-IN"/>
+              </w:rPr>
+              <w:t xml:space="preserve">Krama Vaakyam No. </w:t>
+            </w:r>
+            <w:r>
+              <w:rPr>
+                <w:rFonts w:cs="Arial"/>
+                <w:b/>
+                <w:bCs/>
+                <w:sz w:val="28"/>
+                <w:szCs w:val="36"/>
+                <w:lang w:val="it-IT" w:bidi="ml-IN"/>
+              </w:rPr>
+              <w:t>5</w:t>
+            </w:r>
+            <w:r>
+              <w:rPr>
+                <w:rFonts w:cs="Arial"/>
+                <w:b/>
+                <w:bCs/>
+                <w:sz w:val="28"/>
+                <w:szCs w:val="36"/>
+                <w:lang w:val="it-IT" w:bidi="ml-IN"/>
+              </w:rPr>
+              <w:t>3</w:t>
+            </w:r>
+          </w:p>
+          <w:p>
+            <w:pPr>
+              <w:widowControl w:val="0"/>
+              <w:tabs>
+                <w:tab w:val="left" w:pos="993"/>
+              </w:tabs>
+              <w:autoSpaceDE w:val="0"/>
+              <w:autoSpaceDN w:val="0"/>
+              <w:adjustRightInd w:val="0"/>
+              <w:spacing w:before="0" w:line="240" w:lineRule="auto"/>
+              <w:rPr>
+                <w:rFonts w:eastAsia="Times New Roman" w:cs="Arial"/>
+                <w:b/>
+                <w:sz w:val="32"/>
+                <w:szCs w:val="32"/>
+                <w:lang w:val="it-IT" w:eastAsia="en-IN" w:bidi="ml-IN"/>
+              </w:rPr>
+            </w:pPr>
+            <w:r>
+              <w:rPr>
+                <w:rFonts w:cs="Arial"/>
+                <w:b/>
+                <w:bCs/>
+                <w:sz w:val="28"/>
+                <w:szCs w:val="36"/>
+                <w:lang w:val="it-IT" w:bidi="ml-IN"/>
+              </w:rPr>
+              <w:t>Panchaati No. 8</w:t>
+            </w:r>
+          </w:p>
+        </w:tc>
+        <w:tc>
+          <w:tcPr>
+            <w:tcW w:w="5196" w:type="dxa"/>
+            <w:tcBorders>
+              <w:top w:val="single" w:sz="4" w:space="0" w:color="000000"/>
+              <w:left w:val="single" w:sz="4" w:space="0" w:color="000000"/>
+              <w:bottom w:val="single" w:sz="4" w:space="0" w:color="000000"/>
+              <w:right w:val="single" w:sz="4" w:space="0" w:color="000000"/>
+            </w:tcBorders>
+          </w:tcPr>
+          <w:p>
+            <w:pPr>
+              <w:spacing w:before="0" w:line="240" w:lineRule="auto"/>
+              <w:rPr>
+                <w:rFonts w:ascii="BRH Malayalam Extra" w:hAnsi="BRH Malayalam Extra" w:cs="BRH Malayalam Extra"/>
+                <w:sz w:val="40"/>
+                <w:szCs w:val="40"/>
+              </w:rPr>
+            </w:pPr>
+            <w:r>
+              <w:rPr>
+                <w:rFonts w:ascii="BRH Malayalam Extra" w:hAnsi="BRH Malayalam Extra" w:cs="BRH Malayalam Extra"/>
+                <w:sz w:val="40"/>
+                <w:szCs w:val="40"/>
+              </w:rPr>
+              <w:t>A</w:t>
+            </w:r>
+            <w:r>
+              <w:rPr>
+                <w:rFonts w:ascii="BRH Malayalam Extra" w:hAnsi="BRH Malayalam Extra" w:cs="BRH Malayalam Extra"/>
+                <w:b/>
+                <w:sz w:val="32"/>
+                <w:szCs w:val="40"/>
+              </w:rPr>
+              <w:t>–</w:t>
+            </w:r>
+            <w:r>
+              <w:rPr>
+                <w:rFonts w:ascii="BRH Malayalam Extra" w:hAnsi="BRH Malayalam Extra" w:cs="BRH Malayalam Extra"/>
+                <w:sz w:val="40"/>
+                <w:szCs w:val="40"/>
+              </w:rPr>
+              <w:t>qz</w:t>
+            </w:r>
+            <w:r>
+              <w:rPr>
+                <w:rFonts w:ascii="BRH Malayalam Extra" w:hAnsi="BRH Malayalam Extra" w:cs="BRH Malayalam Extra"/>
+                <w:b/>
+                <w:sz w:val="32"/>
+                <w:szCs w:val="40"/>
+              </w:rPr>
+              <w:t>–</w:t>
+            </w:r>
+            <w:r>
+              <w:rPr>
+                <w:rFonts w:ascii="BRH Malayalam Extra" w:hAnsi="BRH Malayalam Extra" w:cs="BRH Malayalam Extra"/>
+                <w:sz w:val="40"/>
+                <w:szCs w:val="40"/>
+              </w:rPr>
+              <w:t xml:space="preserve">¥jxe—t¢¥Z | </w:t>
+            </w:r>
+          </w:p>
+          <w:p>
+            <w:pPr>
+              <w:spacing w:before="0" w:line="240" w:lineRule="auto"/>
+              <w:rPr>
+                <w:rFonts w:ascii="BRH Malayalam Extra" w:hAnsi="BRH Malayalam Extra" w:cs="BRH Malayalam Extra"/>
+                <w:sz w:val="40"/>
+                <w:szCs w:val="40"/>
+              </w:rPr>
+            </w:pPr>
+            <w:r>
+              <w:rPr>
+                <w:rFonts w:ascii="BRH Malayalam Extra" w:hAnsi="BRH Malayalam Extra" w:cs="BRH Malayalam Extra"/>
+                <w:sz w:val="40"/>
+                <w:szCs w:val="40"/>
+              </w:rPr>
+              <w:t>De—¥</w:t>
+            </w:r>
+            <w:r>
+              <w:rPr>
+                <w:rFonts w:ascii="BRH Malayalam Extra" w:hAnsi="BRH Malayalam Extra" w:cs="BRH Malayalam Extra"/>
+                <w:sz w:val="40"/>
+                <w:szCs w:val="40"/>
+                <w:highlight w:val="yellow"/>
+              </w:rPr>
+              <w:t>t</w:t>
+            </w:r>
+            <w:r>
+              <w:rPr>
+                <w:rFonts w:ascii="BRH Malayalam Extra" w:hAnsi="BRH Malayalam Extra" w:cs="BRH Malayalam Extra"/>
+                <w:sz w:val="40"/>
+                <w:szCs w:val="40"/>
+              </w:rPr>
+              <w:t>xZ Det</w:t>
+            </w:r>
+            <w:r>
+              <w:rPr>
+                <w:rFonts w:ascii="BRH Malayalam Extra" w:hAnsi="BRH Malayalam Extra" w:cs="BRH Malayalam Extra"/>
+                <w:b/>
+                <w:sz w:val="32"/>
+                <w:szCs w:val="40"/>
+              </w:rPr>
+              <w:t>–</w:t>
+            </w:r>
+            <w:r>
+              <w:rPr>
+                <w:rFonts w:ascii="BRH Malayalam Extra" w:hAnsi="BRH Malayalam Extra" w:cs="BRH Malayalam Extra"/>
+                <w:sz w:val="40"/>
+                <w:szCs w:val="40"/>
+              </w:rPr>
+              <w:t>pI |</w:t>
+            </w:r>
+          </w:p>
+        </w:tc>
+        <w:tc>
+          <w:tcPr>
+            <w:tcW w:w="5220" w:type="dxa"/>
+            <w:tcBorders>
+              <w:top w:val="single" w:sz="4" w:space="0" w:color="000000"/>
+              <w:left w:val="single" w:sz="4" w:space="0" w:color="000000"/>
+              <w:bottom w:val="single" w:sz="4" w:space="0" w:color="000000"/>
+              <w:right w:val="single" w:sz="4" w:space="0" w:color="000000"/>
+            </w:tcBorders>
+          </w:tcPr>
+          <w:p>
+            <w:pPr>
+              <w:widowControl w:val="0"/>
+              <w:autoSpaceDE w:val="0"/>
+              <w:autoSpaceDN w:val="0"/>
+              <w:adjustRightInd w:val="0"/>
+              <w:spacing w:line="252" w:lineRule="auto"/>
+              <w:rPr>
+                <w:rFonts w:ascii="BRH Malayalam Extra" w:hAnsi="BRH Malayalam Extra" w:cs="BRH Malayalam Extra"/>
+                <w:sz w:val="40"/>
+                <w:szCs w:val="40"/>
+              </w:rPr>
+            </w:pPr>
+            <w:r>
+              <w:rPr>
+                <w:rFonts w:ascii="BRH Malayalam Extra" w:hAnsi="BRH Malayalam Extra" w:cs="BRH Malayalam Extra"/>
+                <w:sz w:val="40"/>
+                <w:szCs w:val="40"/>
+              </w:rPr>
+              <w:t>A</w:t>
+            </w:r>
+            <w:r>
+              <w:rPr>
+                <w:rFonts w:ascii="BRH Malayalam Extra" w:hAnsi="BRH Malayalam Extra" w:cs="BRH Malayalam Extra"/>
+                <w:b/>
+                <w:sz w:val="32"/>
+                <w:szCs w:val="40"/>
+              </w:rPr>
+              <w:t>–</w:t>
+            </w:r>
+            <w:r>
+              <w:rPr>
+                <w:rFonts w:ascii="BRH Malayalam Extra" w:hAnsi="BRH Malayalam Extra" w:cs="BRH Malayalam Extra"/>
+                <w:sz w:val="40"/>
+                <w:szCs w:val="40"/>
+              </w:rPr>
+              <w:t>qz</w:t>
+            </w:r>
+            <w:r>
+              <w:rPr>
+                <w:rFonts w:ascii="BRH Malayalam Extra" w:hAnsi="BRH Malayalam Extra" w:cs="BRH Malayalam Extra"/>
+                <w:b/>
+                <w:sz w:val="32"/>
+                <w:szCs w:val="40"/>
+              </w:rPr>
+              <w:t>–</w:t>
+            </w:r>
+            <w:r>
+              <w:rPr>
+                <w:rFonts w:ascii="BRH Malayalam Extra" w:hAnsi="BRH Malayalam Extra" w:cs="BRH Malayalam Extra"/>
+                <w:sz w:val="40"/>
+                <w:szCs w:val="40"/>
+              </w:rPr>
+              <w:t xml:space="preserve">¥jxe—t¢¥Z | </w:t>
+            </w:r>
+          </w:p>
+          <w:p>
+            <w:pPr>
+              <w:widowControl w:val="0"/>
+              <w:autoSpaceDE w:val="0"/>
+              <w:autoSpaceDN w:val="0"/>
+              <w:adjustRightInd w:val="0"/>
+              <w:spacing w:line="252" w:lineRule="auto"/>
+              <w:rPr>
+                <w:rFonts w:ascii="BRH Malayalam Extra" w:hAnsi="BRH Malayalam Extra" w:cs="BRH Malayalam Extra"/>
+                <w:sz w:val="40"/>
+                <w:szCs w:val="40"/>
+              </w:rPr>
+            </w:pPr>
+            <w:r>
+              <w:rPr>
+                <w:rFonts w:ascii="BRH Malayalam Extra" w:hAnsi="BRH Malayalam Extra" w:cs="BRH Malayalam Extra"/>
+                <w:sz w:val="40"/>
+                <w:szCs w:val="40"/>
+              </w:rPr>
+              <w:t>De—</w:t>
+            </w:r>
+            <w:r>
+              <w:rPr>
+                <w:rFonts w:ascii="BRH Malayalam Extra" w:hAnsi="BRH Malayalam Extra" w:cs="BRH Malayalam Extra"/>
+                <w:sz w:val="40"/>
+                <w:szCs w:val="40"/>
+                <w:highlight w:val="green"/>
+              </w:rPr>
+              <w:t>t¢</w:t>
+            </w:r>
+            <w:r>
+              <w:rPr>
+                <w:rFonts w:ascii="BRH Malayalam Extra" w:hAnsi="BRH Malayalam Extra" w:cs="BRH Malayalam Extra"/>
+                <w:sz w:val="40"/>
+                <w:szCs w:val="40"/>
+              </w:rPr>
+              <w:t>Z Det</w:t>
+            </w:r>
+            <w:r>
+              <w:rPr>
+                <w:rFonts w:ascii="BRH Malayalam Extra" w:hAnsi="BRH Malayalam Extra" w:cs="BRH Malayalam Extra"/>
+                <w:b/>
+                <w:sz w:val="32"/>
+                <w:szCs w:val="40"/>
+              </w:rPr>
+              <w:t>–</w:t>
+            </w:r>
+            <w:r>
+              <w:rPr>
+                <w:rFonts w:ascii="BRH Malayalam Extra" w:hAnsi="BRH Malayalam Extra" w:cs="BRH Malayalam Extra"/>
+                <w:sz w:val="40"/>
+                <w:szCs w:val="40"/>
+              </w:rPr>
+              <w:t xml:space="preserve">pI | </w:t>
+            </w:r>
+          </w:p>
+        </w:tc>
+      </w:tr>
+      <w:tr>
+        <w:trPr>
           <w:trHeight w:val="680"/>
         </w:trPr>
         <w:tc>
@@ -817,6 +1635,42 @@
           <w:u w:val="single"/>
         </w:rPr>
       </w:pPr>
+    </w:p>
+    <w:p>
+      <w:pPr>
+        <w:jc w:val="center"/>
+        <w:rPr>
+          <w:b/>
+          <w:bCs/>
+          <w:sz w:val="32"/>
+          <w:szCs w:val="32"/>
+          <w:u w:val="single"/>
+        </w:rPr>
+      </w:pPr>
+    </w:p>
+    <w:p>
+      <w:pPr>
+        <w:jc w:val="center"/>
+        <w:rPr>
+          <w:b/>
+          <w:bCs/>
+          <w:sz w:val="32"/>
+          <w:szCs w:val="32"/>
+          <w:u w:val="single"/>
+        </w:rPr>
+      </w:pPr>
+    </w:p>
+    <w:p>
+      <w:pPr>
+        <w:jc w:val="center"/>
+        <w:rPr>
+          <w:b/>
+          <w:bCs/>
+          <w:sz w:val="32"/>
+          <w:szCs w:val="32"/>
+          <w:u w:val="single"/>
+        </w:rPr>
+      </w:pPr>
       <w:r>
         <w:rPr>
           <w:b/>
@@ -825,6 +1679,7 @@
           <w:szCs w:val="32"/>
           <w:u w:val="single"/>
         </w:rPr>
+        <w:lastRenderedPageBreak/>
         <w:t xml:space="preserve">TS Krama Paatam – TS 1.6 Malayalam Corrections – Observed till </w:t>
       </w:r>
       <w:r>
@@ -1719,7 +2574,6 @@
           <w:szCs w:val="32"/>
           <w:u w:val="single"/>
         </w:rPr>
-        <w:lastRenderedPageBreak/>
         <w:t xml:space="preserve">TS Krama Paatam – TS 1.6 Malayalam Corrections –Observed till </w:t>
       </w:r>
       <w:r>
@@ -2376,6 +3230,7 @@
                 <w:szCs w:val="32"/>
                 <w:lang w:val="en-IN" w:eastAsia="en-IN" w:bidi="ml-IN"/>
               </w:rPr>
+              <w:lastRenderedPageBreak/>
               <w:t>T.S.1.6.</w:t>
             </w:r>
             <w:r>
@@ -3445,7 +4300,6 @@
                 <w:szCs w:val="36"/>
                 <w:lang w:bidi="ml-IN"/>
               </w:rPr>
-              <w:lastRenderedPageBreak/>
               <w:t>Panchaati No. 22</w:t>
             </w:r>
           </w:p>
@@ -3475,7 +4329,6 @@
                 <w:sz w:val="40"/>
                 <w:szCs w:val="40"/>
               </w:rPr>
-              <w:lastRenderedPageBreak/>
               <w:t>B</w:t>
             </w:r>
             <w:r>
@@ -3563,7 +4416,6 @@
                 <w:sz w:val="40"/>
                 <w:szCs w:val="40"/>
               </w:rPr>
-              <w:lastRenderedPageBreak/>
               <w:t>i</w:t>
             </w:r>
             <w:r>
@@ -3623,7 +4475,6 @@
                 <w:sz w:val="40"/>
                 <w:szCs w:val="40"/>
               </w:rPr>
-              <w:lastRenderedPageBreak/>
               <w:t>B</w:t>
             </w:r>
             <w:r>
@@ -3715,7 +4566,6 @@
                 <w:sz w:val="40"/>
                 <w:szCs w:val="40"/>
               </w:rPr>
-              <w:lastRenderedPageBreak/>
               <w:t>i</w:t>
             </w:r>
             <w:r>
@@ -3798,7 +4648,6 @@
                 <w:szCs w:val="32"/>
                 <w:lang w:val="en-IN" w:eastAsia="en-IN" w:bidi="ml-IN"/>
               </w:rPr>
-              <w:lastRenderedPageBreak/>
               <w:t>T.S.1.6.10.2 - Kramam</w:t>
             </w:r>
           </w:p>
@@ -4453,6 +5302,7 @@
                 <w:sz w:val="40"/>
                 <w:szCs w:val="40"/>
               </w:rPr>
+              <w:lastRenderedPageBreak/>
               <w:t>s</w:t>
             </w:r>
             <w:r>
@@ -4525,6 +5375,7 @@
                 <w:sz w:val="40"/>
                 <w:szCs w:val="40"/>
               </w:rPr>
+              <w:lastRenderedPageBreak/>
               <w:t>j</w:t>
             </w:r>
             <w:r>
@@ -4599,6 +5450,7 @@
                 <w:sz w:val="40"/>
                 <w:szCs w:val="40"/>
               </w:rPr>
+              <w:lastRenderedPageBreak/>
               <w:t>s</w:t>
             </w:r>
             <w:r>
@@ -4687,6 +5539,7 @@
                 <w:szCs w:val="32"/>
                 <w:lang w:val="en-IN" w:eastAsia="en-IN" w:bidi="ml-IN"/>
               </w:rPr>
+              <w:lastRenderedPageBreak/>
               <w:t>T.S.1.6.12.1 - Kramam</w:t>
             </w:r>
           </w:p>
@@ -4993,16 +5846,7 @@
           <w:bCs/>
           <w:sz w:val="32"/>
         </w:rPr>
-        <w:t xml:space="preserve">replaced </w:t>
-      </w:r>
-      <w:proofErr w:type="gramStart"/>
-      <w:r>
-        <w:rPr>
-          <w:b/>
-          <w:bCs/>
-          <w:sz w:val="32"/>
-        </w:rPr>
-        <w:t>with</w:t>
+        <w:t>replaced with</w:t>
       </w:r>
       <w:r>
         <w:rPr>
@@ -5022,29 +5866,7 @@
           <w:szCs w:val="40"/>
           <w:lang w:val="en-IN" w:eastAsia="en-IN"/>
         </w:rPr>
-        <w:t>"</w:t>
-      </w:r>
-      <w:proofErr w:type="gramEnd"/>
-      <w:r>
-        <w:rPr>
-          <w:rFonts w:ascii="BRH Malayalam" w:hAnsi="BRH Malayalam" w:cs="BRH Malayalam"/>
-          <w:color w:val="000000"/>
-          <w:sz w:val="40"/>
-          <w:szCs w:val="40"/>
-          <w:lang w:val="en-IN" w:eastAsia="en-IN"/>
-        </w:rPr>
-        <w:t>q§T</w:t>
-      </w:r>
-      <w:proofErr w:type="gramStart"/>
-      <w:r>
-        <w:rPr>
-          <w:rFonts w:ascii="BRH Malayalam" w:hAnsi="BRH Malayalam" w:cs="BRH Malayalam"/>
-          <w:color w:val="000000"/>
-          <w:sz w:val="40"/>
-          <w:szCs w:val="40"/>
-          <w:lang w:val="en-IN" w:eastAsia="en-IN"/>
-        </w:rPr>
-        <w:t xml:space="preserve">"  </w:t>
+        <w:t xml:space="preserve">"q§T"  </w:t>
       </w:r>
       <w:r>
         <w:rPr>
@@ -5052,16 +5874,7 @@
           <w:bCs/>
           <w:sz w:val="32"/>
         </w:rPr>
-        <w:t>wherever</w:t>
-      </w:r>
-      <w:proofErr w:type="gramEnd"/>
-      <w:r>
-        <w:rPr>
-          <w:b/>
-          <w:bCs/>
-          <w:sz w:val="32"/>
-        </w:rPr>
-        <w:t xml:space="preserve"> applicable</w:t>
+        <w:t>wherever applicable</w:t>
       </w:r>
     </w:p>
     <w:p>
@@ -5109,54 +5922,6 @@
           <w:u w:val="single"/>
         </w:rPr>
       </w:pPr>
-    </w:p>
-    <w:p>
-      <w:pPr>
-        <w:jc w:val="center"/>
-        <w:rPr>
-          <w:b/>
-          <w:bCs/>
-          <w:sz w:val="32"/>
-          <w:szCs w:val="32"/>
-          <w:u w:val="single"/>
-        </w:rPr>
-      </w:pPr>
-    </w:p>
-    <w:p>
-      <w:pPr>
-        <w:jc w:val="center"/>
-        <w:rPr>
-          <w:b/>
-          <w:bCs/>
-          <w:sz w:val="32"/>
-          <w:szCs w:val="32"/>
-          <w:u w:val="single"/>
-        </w:rPr>
-      </w:pPr>
-    </w:p>
-    <w:p>
-      <w:pPr>
-        <w:jc w:val="center"/>
-        <w:rPr>
-          <w:b/>
-          <w:bCs/>
-          <w:sz w:val="32"/>
-          <w:szCs w:val="32"/>
-          <w:u w:val="single"/>
-        </w:rPr>
-      </w:pPr>
-    </w:p>
-    <w:p>
-      <w:pPr>
-        <w:jc w:val="center"/>
-        <w:rPr>
-          <w:b/>
-          <w:bCs/>
-          <w:sz w:val="32"/>
-          <w:szCs w:val="32"/>
-          <w:u w:val="single"/>
-        </w:rPr>
-      </w:pPr>
       <w:r>
         <w:rPr>
           <w:b/>
@@ -5165,7 +5930,6 @@
           <w:szCs w:val="32"/>
           <w:u w:val="single"/>
         </w:rPr>
-        <w:lastRenderedPageBreak/>
         <w:t xml:space="preserve">TS </w:t>
       </w:r>
       <w:r>
@@ -6240,35 +7004,24 @@
               </w:rPr>
               <w:t>ª</w:t>
             </w:r>
-            <w:proofErr w:type="gramStart"/>
-            <w:r>
-              <w:rPr>
-                <w:rFonts w:ascii="BRH Malayalam Extra" w:hAnsi="BRH Malayalam Extra" w:cs="BRH Malayalam Extra"/>
-                <w:b/>
-                <w:color w:val="000000"/>
-                <w:sz w:val="32"/>
-                <w:szCs w:val="40"/>
-              </w:rPr>
-              <w:t>–</w:t>
-            </w:r>
-            <w:r>
-              <w:rPr>
-                <w:rFonts w:ascii="BRH Malayalam Extra" w:hAnsi="BRH Malayalam Extra" w:cs="BRH Malayalam Extra"/>
-                <w:color w:val="000000"/>
-                <w:sz w:val="40"/>
-                <w:szCs w:val="40"/>
-              </w:rPr>
-              <w:t>.rxJ</w:t>
-            </w:r>
-            <w:proofErr w:type="gramEnd"/>
-            <w:r>
-              <w:rPr>
-                <w:rFonts w:ascii="BRH Malayalam Extra" w:hAnsi="BRH Malayalam Extra" w:cs="BRH Malayalam Extra"/>
-                <w:color w:val="000000"/>
-                <w:sz w:val="40"/>
-                <w:szCs w:val="40"/>
-              </w:rPr>
-              <w:t xml:space="preserve"> | </w:t>
+            <w:r>
+              <w:rPr>
+                <w:rFonts w:ascii="BRH Malayalam Extra" w:hAnsi="BRH Malayalam Extra" w:cs="BRH Malayalam Extra"/>
+                <w:b/>
+                <w:color w:val="000000"/>
+                <w:sz w:val="32"/>
+                <w:szCs w:val="40"/>
+              </w:rPr>
+              <w:t>–</w:t>
+            </w:r>
+            <w:r>
+              <w:rPr>
+                <w:rFonts w:ascii="BRH Malayalam Extra" w:hAnsi="BRH Malayalam Extra" w:cs="BRH Malayalam Extra"/>
+                <w:color w:val="000000"/>
+                <w:sz w:val="40"/>
+                <w:szCs w:val="40"/>
+              </w:rPr>
+              <w:t xml:space="preserve">.rxJ | </w:t>
             </w:r>
           </w:p>
           <w:p>
@@ -6294,6 +7047,7 @@
                 <w:szCs w:val="40"/>
                 <w:lang w:val="it-IT"/>
               </w:rPr>
+              <w:lastRenderedPageBreak/>
               <w:t>p</w:t>
             </w:r>
             <w:r>
@@ -6406,6 +7160,7 @@
                 <w:szCs w:val="40"/>
                 <w:lang w:val="it-IT"/>
               </w:rPr>
+              <w:lastRenderedPageBreak/>
               <w:t>öez</w:t>
             </w:r>
             <w:r>
@@ -6537,6 +7292,7 @@
                 <w:szCs w:val="40"/>
                 <w:lang w:val="it-IT"/>
               </w:rPr>
+              <w:lastRenderedPageBreak/>
               <w:t>p</w:t>
             </w:r>
             <w:r>
@@ -6706,6 +7462,7 @@
                 <w:szCs w:val="32"/>
                 <w:lang w:val="en-IN" w:eastAsia="en-IN" w:bidi="ml-IN"/>
               </w:rPr>
+              <w:lastRenderedPageBreak/>
               <w:t>T.S.1.6.4.3</w:t>
             </w:r>
             <w:r>
@@ -7466,7 +8223,6 @@
                 <w:szCs w:val="32"/>
                 <w:lang w:val="en-IN" w:eastAsia="en-IN" w:bidi="ml-IN"/>
               </w:rPr>
-              <w:lastRenderedPageBreak/>
               <w:t>T.S.1.6.9.3</w:t>
             </w:r>
             <w:r>
@@ -8388,6 +9144,7 @@
           <w:szCs w:val="32"/>
           <w:u w:val="single"/>
         </w:rPr>
+        <w:lastRenderedPageBreak/>
         <w:t xml:space="preserve">TS </w:t>
       </w:r>
       <w:r>
@@ -8922,15 +9679,6 @@
                 <w:szCs w:val="40"/>
               </w:rPr>
               <w:br/>
-            </w:r>
-            <w:r>
-              <w:rPr>
-                <w:rFonts w:ascii="BRH Devanagari Extra" w:hAnsi="BRH Devanagari Extra" w:cs="BRH Devanagari Extra"/>
-                <w:color w:val="000000"/>
-                <w:sz w:val="40"/>
-                <w:szCs w:val="40"/>
-              </w:rPr>
-              <w:lastRenderedPageBreak/>
               <w:t>(</w:t>
             </w:r>
             <w:r>
@@ -8991,7 +9739,6 @@
                 <w:szCs w:val="32"/>
                 <w:lang w:bidi="ml-IN"/>
               </w:rPr>
-              <w:lastRenderedPageBreak/>
               <w:t xml:space="preserve">T.S.1.6.11.7 </w:t>
             </w:r>
             <w:r>

--- a/TS-Kramam/TS-1.6/TS 1.6 Malayalam Krama Paatam Corrections.docx
+++ b/TS-Kramam/TS-1.6/TS 1.6 Malayalam Krama Paatam Corrections.docx
@@ -178,7 +178,7 @@
       </w:tr>
       <w:tr>
         <w:trPr>
-          <w:trHeight w:val="1531"/>
+          <w:trHeight w:val="1233"/>
         </w:trPr>
         <w:tc>
           <w:tcPr>
@@ -203,6 +203,7 @@
               <w:rPr>
                 <w:rFonts w:eastAsia="Times New Roman" w:cs="Arial"/>
                 <w:b/>
+                <w:color w:val="EE0000"/>
                 <w:sz w:val="32"/>
                 <w:szCs w:val="32"/>
                 <w:lang w:val="en-IN" w:eastAsia="en-IN" w:bidi="ml-IN"/>
@@ -212,41 +213,12 @@
               <w:rPr>
                 <w:rFonts w:eastAsia="Times New Roman" w:cs="Arial"/>
                 <w:b/>
+                <w:color w:val="EE0000"/>
                 <w:sz w:val="32"/>
                 <w:szCs w:val="32"/>
                 <w:lang w:val="en-IN" w:eastAsia="en-IN" w:bidi="ml-IN"/>
               </w:rPr>
-              <w:t>T.S.1.6.</w:t>
-            </w:r>
-            <w:r>
-              <w:rPr>
-                <w:rFonts w:eastAsia="Times New Roman" w:cs="Arial"/>
-                <w:b/>
-                <w:sz w:val="32"/>
-                <w:szCs w:val="32"/>
-                <w:lang w:val="en-IN" w:eastAsia="en-IN" w:bidi="ml-IN"/>
-              </w:rPr>
-              <w:t>3.1</w:t>
-            </w:r>
-            <w:r>
-              <w:rPr>
-                <w:rFonts w:eastAsia="Times New Roman" w:cs="Arial"/>
-                <w:b/>
-                <w:sz w:val="32"/>
-                <w:szCs w:val="32"/>
-                <w:lang w:val="en-IN" w:eastAsia="en-IN" w:bidi="ml-IN"/>
-              </w:rPr>
-              <w:t xml:space="preserve"> </w:t>
-            </w:r>
-            <w:r>
-              <w:rPr>
-                <w:rFonts w:eastAsia="Times New Roman" w:cs="Arial"/>
-                <w:b/>
-                <w:sz w:val="32"/>
-                <w:szCs w:val="32"/>
-                <w:lang w:val="en-IN" w:eastAsia="en-IN" w:bidi="ml-IN"/>
-              </w:rPr>
-              <w:t>- Kramam</w:t>
+              <w:t>T.S.1.6.3.1 - Kramam</w:t>
             </w:r>
           </w:p>
           <w:p>
@@ -260,9 +232,10 @@
                 <w:rFonts w:cs="Arial"/>
                 <w:b/>
                 <w:bCs/>
+                <w:color w:val="EE0000"/>
                 <w:sz w:val="28"/>
                 <w:szCs w:val="36"/>
-                <w:lang w:val="it-IT" w:bidi="ml-IN"/>
+                <w:lang w:val="en-IN" w:bidi="ml-IN"/>
               </w:rPr>
             </w:pPr>
             <w:r>
@@ -270,22 +243,12 @@
                 <w:rFonts w:cs="Arial"/>
                 <w:b/>
                 <w:bCs/>
+                <w:color w:val="EE0000"/>
                 <w:sz w:val="28"/>
                 <w:szCs w:val="36"/>
-                <w:lang w:val="it-IT" w:bidi="ml-IN"/>
-              </w:rPr>
-              <w:t xml:space="preserve">Krama Vaakyam No. </w:t>
-            </w:r>
-            <w:r>
-              <w:rPr>
-                <w:rFonts w:cs="Arial"/>
-                <w:b/>
-                <w:bCs/>
-                <w:sz w:val="28"/>
-                <w:szCs w:val="36"/>
-                <w:lang w:val="it-IT" w:bidi="ml-IN"/>
-              </w:rPr>
-              <w:t>33</w:t>
+                <w:lang w:val="en-IN" w:bidi="ml-IN"/>
+              </w:rPr>
+              <w:t>Krama Vaakyam No. 33</w:t>
             </w:r>
           </w:p>
           <w:p>
@@ -301,6 +264,7 @@
               <w:rPr>
                 <w:rFonts w:eastAsia="Times New Roman" w:cs="Arial"/>
                 <w:b/>
+                <w:color w:val="EE0000"/>
                 <w:sz w:val="32"/>
                 <w:szCs w:val="32"/>
                 <w:lang w:val="it-IT" w:eastAsia="en-IN" w:bidi="ml-IN"/>
@@ -311,6 +275,7 @@
                 <w:rFonts w:cs="Arial"/>
                 <w:b/>
                 <w:bCs/>
+                <w:color w:val="EE0000"/>
                 <w:sz w:val="28"/>
                 <w:szCs w:val="36"/>
                 <w:lang w:val="it-IT" w:bidi="ml-IN"/>
@@ -334,6 +299,71 @@
               <w:spacing w:before="0" w:line="240" w:lineRule="auto"/>
               <w:rPr>
                 <w:rFonts w:ascii="BRH Malayalam Extra" w:hAnsi="BRH Malayalam Extra" w:cs="BRH Malayalam Extra"/>
+                <w:color w:val="EE0000"/>
+                <w:sz w:val="40"/>
+                <w:szCs w:val="40"/>
+                <w:lang w:val="it-IT"/>
+              </w:rPr>
+            </w:pPr>
+            <w:r>
+              <w:rPr>
+                <w:rFonts w:ascii="BRH Malayalam Extra" w:hAnsi="BRH Malayalam Extra" w:cs="BRH Malayalam Extra"/>
+                <w:color w:val="EE0000"/>
+                <w:sz w:val="40"/>
+                <w:szCs w:val="40"/>
+                <w:lang w:val="it-IT"/>
+              </w:rPr>
+              <w:t>qz</w:t>
+            </w:r>
+            <w:r>
+              <w:rPr>
+                <w:rFonts w:ascii="BRH Malayalam Extra" w:hAnsi="BRH Malayalam Extra" w:cs="BRH Malayalam Extra"/>
+                <w:b/>
+                <w:color w:val="EE0000"/>
+                <w:sz w:val="32"/>
+                <w:szCs w:val="40"/>
+                <w:lang w:val="it-IT"/>
+              </w:rPr>
+              <w:t>–</w:t>
+            </w:r>
+            <w:r>
+              <w:rPr>
+                <w:rFonts w:ascii="BRH Malayalam Extra" w:hAnsi="BRH Malayalam Extra" w:cs="BRH Malayalam Extra"/>
+                <w:color w:val="EE0000"/>
+                <w:sz w:val="40"/>
+                <w:szCs w:val="40"/>
+                <w:lang w:val="it-IT"/>
+              </w:rPr>
+              <w:t>ª</w:t>
+            </w:r>
+            <w:r>
+              <w:rPr>
+                <w:rFonts w:ascii="BRH Malayalam Extra" w:hAnsi="BRH Malayalam Extra" w:cs="BRH Malayalam Extra"/>
+                <w:b/>
+                <w:color w:val="EE0000"/>
+                <w:sz w:val="32"/>
+                <w:szCs w:val="40"/>
+                <w:lang w:val="it-IT"/>
+              </w:rPr>
+              <w:t>–</w:t>
+            </w:r>
+            <w:r>
+              <w:rPr>
+                <w:rFonts w:ascii="BRH Malayalam Extra" w:hAnsi="BRH Malayalam Extra" w:cs="BRH Malayalam Extra"/>
+                <w:color w:val="EE0000"/>
+                <w:sz w:val="40"/>
+                <w:szCs w:val="40"/>
+                <w:lang w:val="it-IT"/>
+              </w:rPr>
+              <w:t xml:space="preserve">.rxYy— i£XûI | </w:t>
+            </w:r>
+          </w:p>
+          <w:p>
+            <w:pPr>
+              <w:spacing w:before="0" w:line="240" w:lineRule="auto"/>
+              <w:rPr>
+                <w:rFonts w:ascii="BRH Malayalam Extra" w:hAnsi="BRH Malayalam Extra" w:cs="BRH Malayalam Extra"/>
+                <w:color w:val="EE0000"/>
                 <w:sz w:val="40"/>
                 <w:szCs w:val="40"/>
                 <w:lang w:val="en-IN"/>
@@ -342,16 +372,18 @@
             <w:r>
               <w:rPr>
                 <w:rFonts w:ascii="BRH Malayalam Extra" w:hAnsi="BRH Malayalam Extra" w:cs="BRH Malayalam Extra"/>
+                <w:color w:val="EE0000"/>
                 <w:sz w:val="40"/>
                 <w:szCs w:val="40"/>
                 <w:lang w:val="en-IN"/>
               </w:rPr>
-              <w:t>qz</w:t>
-            </w:r>
-            <w:r>
-              <w:rPr>
-                <w:rFonts w:ascii="BRH Malayalam Extra" w:hAnsi="BRH Malayalam Extra" w:cs="BRH Malayalam Extra"/>
-                <w:b/>
+              <w:t>i£</w:t>
+            </w:r>
+            <w:r>
+              <w:rPr>
+                <w:rFonts w:ascii="BRH Malayalam Extra" w:hAnsi="BRH Malayalam Extra" w:cs="BRH Malayalam Extra"/>
+                <w:b/>
+                <w:color w:val="EE0000"/>
                 <w:sz w:val="32"/>
                 <w:szCs w:val="40"/>
                 <w:lang w:val="en-IN"/>
@@ -361,16 +393,18 @@
             <w:r>
               <w:rPr>
                 <w:rFonts w:ascii="BRH Malayalam Extra" w:hAnsi="BRH Malayalam Extra" w:cs="BRH Malayalam Extra"/>
+                <w:color w:val="EE0000"/>
                 <w:sz w:val="40"/>
                 <w:szCs w:val="40"/>
                 <w:lang w:val="en-IN"/>
               </w:rPr>
-              <w:t>ª</w:t>
-            </w:r>
-            <w:r>
-              <w:rPr>
-                <w:rFonts w:ascii="BRH Malayalam Extra" w:hAnsi="BRH Malayalam Extra" w:cs="BRH Malayalam Extra"/>
-                <w:b/>
+              <w:t>Xû</w:t>
+            </w:r>
+            <w:r>
+              <w:rPr>
+                <w:rFonts w:ascii="BRH Malayalam Extra" w:hAnsi="BRH Malayalam Extra" w:cs="BRH Malayalam Extra"/>
+                <w:b/>
+                <w:color w:val="EE0000"/>
                 <w:sz w:val="32"/>
                 <w:szCs w:val="40"/>
                 <w:lang w:val="en-IN"/>
@@ -380,64 +414,7 @@
             <w:r>
               <w:rPr>
                 <w:rFonts w:ascii="BRH Malayalam Extra" w:hAnsi="BRH Malayalam Extra" w:cs="BRH Malayalam Extra"/>
-                <w:sz w:val="40"/>
-                <w:szCs w:val="40"/>
-                <w:lang w:val="en-IN"/>
-              </w:rPr>
-              <w:t xml:space="preserve">.rxYy— i£XûI | </w:t>
-            </w:r>
-          </w:p>
-          <w:p>
-            <w:pPr>
-              <w:spacing w:before="0" w:line="240" w:lineRule="auto"/>
-              <w:rPr>
-                <w:rFonts w:ascii="BRH Malayalam Extra" w:hAnsi="BRH Malayalam Extra" w:cs="BRH Malayalam Extra"/>
-                <w:sz w:val="40"/>
-                <w:szCs w:val="40"/>
-                <w:lang w:val="en-IN"/>
-              </w:rPr>
-            </w:pPr>
-            <w:r>
-              <w:rPr>
-                <w:rFonts w:ascii="BRH Malayalam Extra" w:hAnsi="BRH Malayalam Extra" w:cs="BRH Malayalam Extra"/>
-                <w:sz w:val="40"/>
-                <w:szCs w:val="40"/>
-                <w:lang w:val="en-IN"/>
-              </w:rPr>
-              <w:t>i£</w:t>
-            </w:r>
-            <w:r>
-              <w:rPr>
-                <w:rFonts w:ascii="BRH Malayalam Extra" w:hAnsi="BRH Malayalam Extra" w:cs="BRH Malayalam Extra"/>
-                <w:b/>
-                <w:sz w:val="32"/>
-                <w:szCs w:val="40"/>
-                <w:lang w:val="en-IN"/>
-              </w:rPr>
-              <w:t>–</w:t>
-            </w:r>
-            <w:r>
-              <w:rPr>
-                <w:rFonts w:ascii="BRH Malayalam Extra" w:hAnsi="BRH Malayalam Extra" w:cs="BRH Malayalam Extra"/>
-                <w:sz w:val="40"/>
-                <w:szCs w:val="40"/>
-                <w:lang w:val="en-IN"/>
-              </w:rPr>
-              <w:t>Xû</w:t>
-            </w:r>
-            <w:r>
-              <w:rPr>
-                <w:rFonts w:ascii="BRH Malayalam Extra" w:hAnsi="BRH Malayalam Extra" w:cs="BRH Malayalam Extra"/>
-                <w:b/>
-                <w:sz w:val="32"/>
-                <w:szCs w:val="40"/>
-                <w:lang w:val="en-IN"/>
-              </w:rPr>
-              <w:t>–</w:t>
-            </w:r>
-            <w:r>
-              <w:rPr>
-                <w:rFonts w:ascii="BRH Malayalam Extra" w:hAnsi="BRH Malayalam Extra" w:cs="BRH Malayalam Extra"/>
+                <w:color w:val="EE0000"/>
                 <w:sz w:val="40"/>
                 <w:szCs w:val="40"/>
                 <w:highlight w:val="yellow"/>
@@ -448,6 +425,7 @@
             <w:r>
               <w:rPr>
                 <w:rFonts w:ascii="BRH Malayalam Extra" w:hAnsi="BRH Malayalam Extra" w:cs="BRH Malayalam Extra"/>
+                <w:color w:val="EE0000"/>
                 <w:sz w:val="40"/>
                 <w:szCs w:val="40"/>
                 <w:lang w:val="en-IN"/>
@@ -472,20 +450,22 @@
               <w:autoSpaceDE w:val="0"/>
               <w:autoSpaceDN w:val="0"/>
               <w:adjustRightInd w:val="0"/>
-              <w:spacing w:before="0" w:line="264" w:lineRule="auto"/>
-              <w:rPr>
-                <w:rFonts w:ascii="BRH Malayalam Extra" w:hAnsi="BRH Malayalam Extra" w:cs="BRH Malayalam Extra"/>
-                <w:sz w:val="40"/>
-                <w:szCs w:val="40"/>
-                <w:lang w:val="en-IN"/>
-              </w:rPr>
-            </w:pPr>
-            <w:r>
-              <w:rPr>
-                <w:rFonts w:ascii="BRH Malayalam Extra" w:hAnsi="BRH Malayalam Extra" w:cs="BRH Malayalam Extra"/>
-                <w:sz w:val="40"/>
-                <w:szCs w:val="40"/>
-                <w:lang w:val="en-IN"/>
+              <w:spacing w:before="0" w:line="240" w:lineRule="auto"/>
+              <w:rPr>
+                <w:rFonts w:ascii="BRH Malayalam Extra" w:hAnsi="BRH Malayalam Extra" w:cs="BRH Malayalam Extra"/>
+                <w:color w:val="EE0000"/>
+                <w:sz w:val="40"/>
+                <w:szCs w:val="40"/>
+                <w:lang w:val="it-IT"/>
+              </w:rPr>
+            </w:pPr>
+            <w:r>
+              <w:rPr>
+                <w:rFonts w:ascii="BRH Malayalam Extra" w:hAnsi="BRH Malayalam Extra" w:cs="BRH Malayalam Extra"/>
+                <w:color w:val="EE0000"/>
+                <w:sz w:val="40"/>
+                <w:szCs w:val="40"/>
+                <w:lang w:val="it-IT"/>
               </w:rPr>
               <w:t>qz</w:t>
             </w:r>
@@ -493,18 +473,20 @@
               <w:rPr>
                 <w:rFonts w:ascii="BRH Malayalam Extra" w:hAnsi="BRH Malayalam Extra" w:cs="BRH Malayalam Extra"/>
                 <w:b/>
-                <w:sz w:val="32"/>
-                <w:szCs w:val="40"/>
-                <w:lang w:val="en-IN"/>
-              </w:rPr>
-              <w:t>–</w:t>
-            </w:r>
-            <w:r>
-              <w:rPr>
-                <w:rFonts w:ascii="BRH Malayalam Extra" w:hAnsi="BRH Malayalam Extra" w:cs="BRH Malayalam Extra"/>
-                <w:sz w:val="40"/>
-                <w:szCs w:val="40"/>
-                <w:lang w:val="en-IN"/>
+                <w:color w:val="EE0000"/>
+                <w:sz w:val="32"/>
+                <w:szCs w:val="40"/>
+                <w:lang w:val="it-IT"/>
+              </w:rPr>
+              <w:t>–</w:t>
+            </w:r>
+            <w:r>
+              <w:rPr>
+                <w:rFonts w:ascii="BRH Malayalam Extra" w:hAnsi="BRH Malayalam Extra" w:cs="BRH Malayalam Extra"/>
+                <w:color w:val="EE0000"/>
+                <w:sz w:val="40"/>
+                <w:szCs w:val="40"/>
+                <w:lang w:val="it-IT"/>
               </w:rPr>
               <w:t>ª</w:t>
             </w:r>
@@ -512,18 +494,20 @@
               <w:rPr>
                 <w:rFonts w:ascii="BRH Malayalam Extra" w:hAnsi="BRH Malayalam Extra" w:cs="BRH Malayalam Extra"/>
                 <w:b/>
-                <w:sz w:val="32"/>
-                <w:szCs w:val="40"/>
-                <w:lang w:val="en-IN"/>
-              </w:rPr>
-              <w:t>–</w:t>
-            </w:r>
-            <w:r>
-              <w:rPr>
-                <w:rFonts w:ascii="BRH Malayalam Extra" w:hAnsi="BRH Malayalam Extra" w:cs="BRH Malayalam Extra"/>
-                <w:sz w:val="40"/>
-                <w:szCs w:val="40"/>
-                <w:lang w:val="en-IN"/>
+                <w:color w:val="EE0000"/>
+                <w:sz w:val="32"/>
+                <w:szCs w:val="40"/>
+                <w:lang w:val="it-IT"/>
+              </w:rPr>
+              <w:t>–</w:t>
+            </w:r>
+            <w:r>
+              <w:rPr>
+                <w:rFonts w:ascii="BRH Malayalam Extra" w:hAnsi="BRH Malayalam Extra" w:cs="BRH Malayalam Extra"/>
+                <w:color w:val="EE0000"/>
+                <w:sz w:val="40"/>
+                <w:szCs w:val="40"/>
+                <w:lang w:val="it-IT"/>
               </w:rPr>
               <w:t xml:space="preserve">.rxYy— i£XûI | </w:t>
             </w:r>
@@ -534,9 +518,10 @@
               <w:autoSpaceDE w:val="0"/>
               <w:autoSpaceDN w:val="0"/>
               <w:adjustRightInd w:val="0"/>
-              <w:spacing w:before="0" w:line="264" w:lineRule="auto"/>
-              <w:rPr>
-                <w:rFonts w:ascii="BRH Malayalam Extra" w:hAnsi="BRH Malayalam Extra" w:cs="BRH Malayalam Extra"/>
+              <w:spacing w:before="0" w:line="240" w:lineRule="auto"/>
+              <w:rPr>
+                <w:rFonts w:ascii="BRH Malayalam Extra" w:hAnsi="BRH Malayalam Extra" w:cs="BRH Malayalam Extra"/>
+                <w:color w:val="EE0000"/>
                 <w:sz w:val="40"/>
                 <w:szCs w:val="40"/>
                 <w:lang w:val="en-IN"/>
@@ -545,6 +530,7 @@
             <w:r>
               <w:rPr>
                 <w:rFonts w:ascii="BRH Malayalam Extra" w:hAnsi="BRH Malayalam Extra" w:cs="BRH Malayalam Extra"/>
+                <w:color w:val="EE0000"/>
                 <w:sz w:val="40"/>
                 <w:szCs w:val="40"/>
                 <w:lang w:val="en-IN"/>
@@ -555,6 +541,7 @@
               <w:rPr>
                 <w:rFonts w:ascii="BRH Malayalam Extra" w:hAnsi="BRH Malayalam Extra" w:cs="BRH Malayalam Extra"/>
                 <w:b/>
+                <w:color w:val="EE0000"/>
                 <w:sz w:val="32"/>
                 <w:szCs w:val="40"/>
                 <w:lang w:val="en-IN"/>
@@ -564,6 +551,7 @@
             <w:r>
               <w:rPr>
                 <w:rFonts w:ascii="BRH Malayalam Extra" w:hAnsi="BRH Malayalam Extra" w:cs="BRH Malayalam Extra"/>
+                <w:color w:val="EE0000"/>
                 <w:sz w:val="40"/>
                 <w:szCs w:val="40"/>
                 <w:lang w:val="en-IN"/>
@@ -574,6 +562,7 @@
               <w:rPr>
                 <w:rFonts w:ascii="BRH Malayalam Extra" w:hAnsi="BRH Malayalam Extra" w:cs="BRH Malayalam Extra"/>
                 <w:b/>
+                <w:color w:val="EE0000"/>
                 <w:sz w:val="32"/>
                 <w:szCs w:val="40"/>
                 <w:lang w:val="en-IN"/>
@@ -583,6 +572,7 @@
             <w:r>
               <w:rPr>
                 <w:rFonts w:ascii="BRH Malayalam Extra" w:hAnsi="BRH Malayalam Extra" w:cs="BRH Malayalam Extra"/>
+                <w:color w:val="EE0000"/>
                 <w:sz w:val="40"/>
                 <w:szCs w:val="40"/>
                 <w:lang w:val="en-IN"/>
@@ -592,6 +582,7 @@
             <w:r>
               <w:rPr>
                 <w:rFonts w:ascii="BRH Malayalam Extra" w:hAnsi="BRH Malayalam Extra" w:cs="BRH Malayalam Extra"/>
+                <w:color w:val="EE0000"/>
                 <w:sz w:val="40"/>
                 <w:szCs w:val="40"/>
                 <w:highlight w:val="green"/>
@@ -602,6 +593,7 @@
             <w:r>
               <w:rPr>
                 <w:rFonts w:ascii="BRH Malayalam Extra" w:hAnsi="BRH Malayalam Extra" w:cs="BRH Malayalam Extra"/>
+                <w:color w:val="EE0000"/>
                 <w:sz w:val="40"/>
                 <w:szCs w:val="40"/>
                 <w:lang w:val="en-IN"/>
@@ -638,6 +630,7 @@
               <w:rPr>
                 <w:rFonts w:eastAsia="Times New Roman" w:cs="Arial"/>
                 <w:b/>
+                <w:color w:val="EE0000"/>
                 <w:sz w:val="32"/>
                 <w:szCs w:val="32"/>
                 <w:lang w:val="en-IN" w:eastAsia="en-IN" w:bidi="ml-IN"/>
@@ -647,31 +640,12 @@
               <w:rPr>
                 <w:rFonts w:eastAsia="Times New Roman" w:cs="Arial"/>
                 <w:b/>
+                <w:color w:val="EE0000"/>
                 <w:sz w:val="32"/>
                 <w:szCs w:val="32"/>
                 <w:lang w:val="en-IN" w:eastAsia="en-IN" w:bidi="ml-IN"/>
               </w:rPr>
-              <w:t>T.S.1.6.</w:t>
-            </w:r>
-            <w:r>
-              <w:rPr>
-                <w:rFonts w:eastAsia="Times New Roman" w:cs="Arial"/>
-                <w:b/>
-                <w:sz w:val="32"/>
-                <w:szCs w:val="32"/>
-                <w:lang w:val="en-IN" w:eastAsia="en-IN" w:bidi="ml-IN"/>
-              </w:rPr>
-              <w:t xml:space="preserve">3.1 </w:t>
-            </w:r>
-            <w:r>
-              <w:rPr>
-                <w:rFonts w:eastAsia="Times New Roman" w:cs="Arial"/>
-                <w:b/>
-                <w:sz w:val="32"/>
-                <w:szCs w:val="32"/>
-                <w:lang w:val="en-IN" w:eastAsia="en-IN" w:bidi="ml-IN"/>
-              </w:rPr>
-              <w:t>- Kramam</w:t>
+              <w:t>T.S.1.6.3.1 - Kramam</w:t>
             </w:r>
           </w:p>
           <w:p>
@@ -685,9 +659,10 @@
                 <w:rFonts w:cs="Arial"/>
                 <w:b/>
                 <w:bCs/>
+                <w:color w:val="EE0000"/>
                 <w:sz w:val="28"/>
                 <w:szCs w:val="36"/>
-                <w:lang w:val="it-IT" w:bidi="ml-IN"/>
+                <w:lang w:val="en-IN" w:bidi="ml-IN"/>
               </w:rPr>
             </w:pPr>
             <w:r>
@@ -695,33 +670,12 @@
                 <w:rFonts w:cs="Arial"/>
                 <w:b/>
                 <w:bCs/>
+                <w:color w:val="EE0000"/>
                 <w:sz w:val="28"/>
                 <w:szCs w:val="36"/>
-                <w:lang w:val="it-IT" w:bidi="ml-IN"/>
-              </w:rPr>
-              <w:t xml:space="preserve">Krama Vaakyam No. </w:t>
-            </w:r>
-            <w:r>
-              <w:rPr>
-                <w:rFonts w:cs="Arial"/>
-                <w:b/>
-                <w:bCs/>
-                <w:sz w:val="28"/>
-                <w:szCs w:val="36"/>
-                <w:lang w:val="it-IT" w:bidi="ml-IN"/>
-              </w:rPr>
-              <w:t>5</w:t>
-            </w:r>
-            <w:r>
-              <w:rPr>
-                <w:rFonts w:cs="Arial"/>
-                <w:b/>
-                <w:bCs/>
-                <w:sz w:val="28"/>
-                <w:szCs w:val="36"/>
-                <w:lang w:val="it-IT" w:bidi="ml-IN"/>
-              </w:rPr>
-              <w:t>3</w:t>
+                <w:lang w:val="en-IN" w:bidi="ml-IN"/>
+              </w:rPr>
+              <w:t>Krama Vaakyam No. 53</w:t>
             </w:r>
           </w:p>
           <w:p>
@@ -737,6 +691,7 @@
               <w:rPr>
                 <w:rFonts w:eastAsia="Times New Roman" w:cs="Arial"/>
                 <w:b/>
+                <w:color w:val="EE0000"/>
                 <w:sz w:val="32"/>
                 <w:szCs w:val="32"/>
                 <w:lang w:val="it-IT" w:eastAsia="en-IN" w:bidi="ml-IN"/>
@@ -747,6 +702,7 @@
                 <w:rFonts w:cs="Arial"/>
                 <w:b/>
                 <w:bCs/>
+                <w:color w:val="EE0000"/>
                 <w:sz w:val="28"/>
                 <w:szCs w:val="36"/>
                 <w:lang w:val="it-IT" w:bidi="ml-IN"/>
@@ -770,13 +726,15 @@
               <w:spacing w:before="0" w:line="240" w:lineRule="auto"/>
               <w:rPr>
                 <w:rFonts w:ascii="BRH Malayalam Extra" w:hAnsi="BRH Malayalam Extra" w:cs="BRH Malayalam Extra"/>
-                <w:sz w:val="40"/>
-                <w:szCs w:val="40"/>
-              </w:rPr>
-            </w:pPr>
-            <w:r>
-              <w:rPr>
-                <w:rFonts w:ascii="BRH Malayalam Extra" w:hAnsi="BRH Malayalam Extra" w:cs="BRH Malayalam Extra"/>
+                <w:color w:val="EE0000"/>
+                <w:sz w:val="40"/>
+                <w:szCs w:val="40"/>
+              </w:rPr>
+            </w:pPr>
+            <w:r>
+              <w:rPr>
+                <w:rFonts w:ascii="BRH Malayalam Extra" w:hAnsi="BRH Malayalam Extra" w:cs="BRH Malayalam Extra"/>
+                <w:color w:val="EE0000"/>
                 <w:sz w:val="40"/>
                 <w:szCs w:val="40"/>
               </w:rPr>
@@ -786,14 +744,16 @@
               <w:rPr>
                 <w:rFonts w:ascii="BRH Malayalam Extra" w:hAnsi="BRH Malayalam Extra" w:cs="BRH Malayalam Extra"/>
                 <w:b/>
-                <w:sz w:val="32"/>
-                <w:szCs w:val="40"/>
-              </w:rPr>
-              <w:t>–</w:t>
-            </w:r>
-            <w:r>
-              <w:rPr>
-                <w:rFonts w:ascii="BRH Malayalam Extra" w:hAnsi="BRH Malayalam Extra" w:cs="BRH Malayalam Extra"/>
+                <w:color w:val="EE0000"/>
+                <w:sz w:val="32"/>
+                <w:szCs w:val="40"/>
+              </w:rPr>
+              <w:t>–</w:t>
+            </w:r>
+            <w:r>
+              <w:rPr>
+                <w:rFonts w:ascii="BRH Malayalam Extra" w:hAnsi="BRH Malayalam Extra" w:cs="BRH Malayalam Extra"/>
+                <w:color w:val="EE0000"/>
                 <w:sz w:val="40"/>
                 <w:szCs w:val="40"/>
               </w:rPr>
@@ -803,14 +763,16 @@
               <w:rPr>
                 <w:rFonts w:ascii="BRH Malayalam Extra" w:hAnsi="BRH Malayalam Extra" w:cs="BRH Malayalam Extra"/>
                 <w:b/>
-                <w:sz w:val="32"/>
-                <w:szCs w:val="40"/>
-              </w:rPr>
-              <w:t>–</w:t>
-            </w:r>
-            <w:r>
-              <w:rPr>
-                <w:rFonts w:ascii="BRH Malayalam Extra" w:hAnsi="BRH Malayalam Extra" w:cs="BRH Malayalam Extra"/>
+                <w:color w:val="EE0000"/>
+                <w:sz w:val="32"/>
+                <w:szCs w:val="40"/>
+              </w:rPr>
+              <w:t>–</w:t>
+            </w:r>
+            <w:r>
+              <w:rPr>
+                <w:rFonts w:ascii="BRH Malayalam Extra" w:hAnsi="BRH Malayalam Extra" w:cs="BRH Malayalam Extra"/>
+                <w:color w:val="EE0000"/>
                 <w:sz w:val="40"/>
                 <w:szCs w:val="40"/>
               </w:rPr>
@@ -822,13 +784,15 @@
               <w:spacing w:before="0" w:line="240" w:lineRule="auto"/>
               <w:rPr>
                 <w:rFonts w:ascii="BRH Malayalam Extra" w:hAnsi="BRH Malayalam Extra" w:cs="BRH Malayalam Extra"/>
-                <w:sz w:val="40"/>
-                <w:szCs w:val="40"/>
-              </w:rPr>
-            </w:pPr>
-            <w:r>
-              <w:rPr>
-                <w:rFonts w:ascii="BRH Malayalam Extra" w:hAnsi="BRH Malayalam Extra" w:cs="BRH Malayalam Extra"/>
+                <w:color w:val="EE0000"/>
+                <w:sz w:val="40"/>
+                <w:szCs w:val="40"/>
+              </w:rPr>
+            </w:pPr>
+            <w:r>
+              <w:rPr>
+                <w:rFonts w:ascii="BRH Malayalam Extra" w:hAnsi="BRH Malayalam Extra" w:cs="BRH Malayalam Extra"/>
+                <w:color w:val="EE0000"/>
                 <w:sz w:val="40"/>
                 <w:szCs w:val="40"/>
               </w:rPr>
@@ -837,6 +801,7 @@
             <w:r>
               <w:rPr>
                 <w:rFonts w:ascii="BRH Malayalam Extra" w:hAnsi="BRH Malayalam Extra" w:cs="BRH Malayalam Extra"/>
+                <w:color w:val="EE0000"/>
                 <w:sz w:val="40"/>
                 <w:szCs w:val="40"/>
                 <w:highlight w:val="yellow"/>
@@ -846,6 +811,7 @@
             <w:r>
               <w:rPr>
                 <w:rFonts w:ascii="BRH Malayalam Extra" w:hAnsi="BRH Malayalam Extra" w:cs="BRH Malayalam Extra"/>
+                <w:color w:val="EE0000"/>
                 <w:sz w:val="40"/>
                 <w:szCs w:val="40"/>
               </w:rPr>
@@ -855,14 +821,16 @@
               <w:rPr>
                 <w:rFonts w:ascii="BRH Malayalam Extra" w:hAnsi="BRH Malayalam Extra" w:cs="BRH Malayalam Extra"/>
                 <w:b/>
-                <w:sz w:val="32"/>
-                <w:szCs w:val="40"/>
-              </w:rPr>
-              <w:t>–</w:t>
-            </w:r>
-            <w:r>
-              <w:rPr>
-                <w:rFonts w:ascii="BRH Malayalam Extra" w:hAnsi="BRH Malayalam Extra" w:cs="BRH Malayalam Extra"/>
+                <w:color w:val="EE0000"/>
+                <w:sz w:val="32"/>
+                <w:szCs w:val="40"/>
+              </w:rPr>
+              <w:t>–</w:t>
+            </w:r>
+            <w:r>
+              <w:rPr>
+                <w:rFonts w:ascii="BRH Malayalam Extra" w:hAnsi="BRH Malayalam Extra" w:cs="BRH Malayalam Extra"/>
+                <w:color w:val="EE0000"/>
                 <w:sz w:val="40"/>
                 <w:szCs w:val="40"/>
               </w:rPr>
@@ -886,16 +854,18 @@
               <w:autoSpaceDE w:val="0"/>
               <w:autoSpaceDN w:val="0"/>
               <w:adjustRightInd w:val="0"/>
-              <w:spacing w:line="252" w:lineRule="auto"/>
-              <w:rPr>
-                <w:rFonts w:ascii="BRH Malayalam Extra" w:hAnsi="BRH Malayalam Extra" w:cs="BRH Malayalam Extra"/>
-                <w:sz w:val="40"/>
-                <w:szCs w:val="40"/>
-              </w:rPr>
-            </w:pPr>
-            <w:r>
-              <w:rPr>
-                <w:rFonts w:ascii="BRH Malayalam Extra" w:hAnsi="BRH Malayalam Extra" w:cs="BRH Malayalam Extra"/>
+              <w:spacing w:before="0" w:line="240" w:lineRule="auto"/>
+              <w:rPr>
+                <w:rFonts w:ascii="BRH Malayalam Extra" w:hAnsi="BRH Malayalam Extra" w:cs="BRH Malayalam Extra"/>
+                <w:color w:val="EE0000"/>
+                <w:sz w:val="40"/>
+                <w:szCs w:val="40"/>
+              </w:rPr>
+            </w:pPr>
+            <w:r>
+              <w:rPr>
+                <w:rFonts w:ascii="BRH Malayalam Extra" w:hAnsi="BRH Malayalam Extra" w:cs="BRH Malayalam Extra"/>
+                <w:color w:val="EE0000"/>
                 <w:sz w:val="40"/>
                 <w:szCs w:val="40"/>
               </w:rPr>
@@ -905,14 +875,16 @@
               <w:rPr>
                 <w:rFonts w:ascii="BRH Malayalam Extra" w:hAnsi="BRH Malayalam Extra" w:cs="BRH Malayalam Extra"/>
                 <w:b/>
-                <w:sz w:val="32"/>
-                <w:szCs w:val="40"/>
-              </w:rPr>
-              <w:t>–</w:t>
-            </w:r>
-            <w:r>
-              <w:rPr>
-                <w:rFonts w:ascii="BRH Malayalam Extra" w:hAnsi="BRH Malayalam Extra" w:cs="BRH Malayalam Extra"/>
+                <w:color w:val="EE0000"/>
+                <w:sz w:val="32"/>
+                <w:szCs w:val="40"/>
+              </w:rPr>
+              <w:t>–</w:t>
+            </w:r>
+            <w:r>
+              <w:rPr>
+                <w:rFonts w:ascii="BRH Malayalam Extra" w:hAnsi="BRH Malayalam Extra" w:cs="BRH Malayalam Extra"/>
+                <w:color w:val="EE0000"/>
                 <w:sz w:val="40"/>
                 <w:szCs w:val="40"/>
               </w:rPr>
@@ -922,14 +894,16 @@
               <w:rPr>
                 <w:rFonts w:ascii="BRH Malayalam Extra" w:hAnsi="BRH Malayalam Extra" w:cs="BRH Malayalam Extra"/>
                 <w:b/>
-                <w:sz w:val="32"/>
-                <w:szCs w:val="40"/>
-              </w:rPr>
-              <w:t>–</w:t>
-            </w:r>
-            <w:r>
-              <w:rPr>
-                <w:rFonts w:ascii="BRH Malayalam Extra" w:hAnsi="BRH Malayalam Extra" w:cs="BRH Malayalam Extra"/>
+                <w:color w:val="EE0000"/>
+                <w:sz w:val="32"/>
+                <w:szCs w:val="40"/>
+              </w:rPr>
+              <w:t>–</w:t>
+            </w:r>
+            <w:r>
+              <w:rPr>
+                <w:rFonts w:ascii="BRH Malayalam Extra" w:hAnsi="BRH Malayalam Extra" w:cs="BRH Malayalam Extra"/>
+                <w:color w:val="EE0000"/>
                 <w:sz w:val="40"/>
                 <w:szCs w:val="40"/>
               </w:rPr>
@@ -942,16 +916,18 @@
               <w:autoSpaceDE w:val="0"/>
               <w:autoSpaceDN w:val="0"/>
               <w:adjustRightInd w:val="0"/>
-              <w:spacing w:line="252" w:lineRule="auto"/>
-              <w:rPr>
-                <w:rFonts w:ascii="BRH Malayalam Extra" w:hAnsi="BRH Malayalam Extra" w:cs="BRH Malayalam Extra"/>
-                <w:sz w:val="40"/>
-                <w:szCs w:val="40"/>
-              </w:rPr>
-            </w:pPr>
-            <w:r>
-              <w:rPr>
-                <w:rFonts w:ascii="BRH Malayalam Extra" w:hAnsi="BRH Malayalam Extra" w:cs="BRH Malayalam Extra"/>
+              <w:spacing w:before="0" w:line="240" w:lineRule="auto"/>
+              <w:rPr>
+                <w:rFonts w:ascii="BRH Malayalam Extra" w:hAnsi="BRH Malayalam Extra" w:cs="BRH Malayalam Extra"/>
+                <w:color w:val="EE0000"/>
+                <w:sz w:val="40"/>
+                <w:szCs w:val="40"/>
+              </w:rPr>
+            </w:pPr>
+            <w:r>
+              <w:rPr>
+                <w:rFonts w:ascii="BRH Malayalam Extra" w:hAnsi="BRH Malayalam Extra" w:cs="BRH Malayalam Extra"/>
+                <w:color w:val="EE0000"/>
                 <w:sz w:val="40"/>
                 <w:szCs w:val="40"/>
               </w:rPr>
@@ -960,6 +936,7 @@
             <w:r>
               <w:rPr>
                 <w:rFonts w:ascii="BRH Malayalam Extra" w:hAnsi="BRH Malayalam Extra" w:cs="BRH Malayalam Extra"/>
+                <w:color w:val="EE0000"/>
                 <w:sz w:val="40"/>
                 <w:szCs w:val="40"/>
                 <w:highlight w:val="green"/>
@@ -969,6 +946,7 @@
             <w:r>
               <w:rPr>
                 <w:rFonts w:ascii="BRH Malayalam Extra" w:hAnsi="BRH Malayalam Extra" w:cs="BRH Malayalam Extra"/>
+                <w:color w:val="EE0000"/>
                 <w:sz w:val="40"/>
                 <w:szCs w:val="40"/>
               </w:rPr>
@@ -978,14 +956,16 @@
               <w:rPr>
                 <w:rFonts w:ascii="BRH Malayalam Extra" w:hAnsi="BRH Malayalam Extra" w:cs="BRH Malayalam Extra"/>
                 <w:b/>
-                <w:sz w:val="32"/>
-                <w:szCs w:val="40"/>
-              </w:rPr>
-              <w:t>–</w:t>
-            </w:r>
-            <w:r>
-              <w:rPr>
-                <w:rFonts w:ascii="BRH Malayalam Extra" w:hAnsi="BRH Malayalam Extra" w:cs="BRH Malayalam Extra"/>
+                <w:color w:val="EE0000"/>
+                <w:sz w:val="32"/>
+                <w:szCs w:val="40"/>
+              </w:rPr>
+              <w:t>–</w:t>
+            </w:r>
+            <w:r>
+              <w:rPr>
+                <w:rFonts w:ascii="BRH Malayalam Extra" w:hAnsi="BRH Malayalam Extra" w:cs="BRH Malayalam Extra"/>
+                <w:color w:val="EE0000"/>
                 <w:sz w:val="40"/>
                 <w:szCs w:val="40"/>
               </w:rPr>
@@ -1102,7 +1082,7 @@
               <w:autoSpaceDE w:val="0"/>
               <w:autoSpaceDN w:val="0"/>
               <w:adjustRightInd w:val="0"/>
-              <w:spacing w:before="0" w:line="264" w:lineRule="auto"/>
+              <w:spacing w:before="0" w:line="240" w:lineRule="auto"/>
               <w:jc w:val="both"/>
               <w:rPr>
                 <w:rFonts w:cs="Arial"/>
@@ -1369,7 +1349,7 @@
               <w:autoSpaceDE w:val="0"/>
               <w:autoSpaceDN w:val="0"/>
               <w:adjustRightInd w:val="0"/>
-              <w:spacing w:before="0" w:line="264" w:lineRule="auto"/>
+              <w:spacing w:before="0" w:line="240" w:lineRule="auto"/>
               <w:rPr>
                 <w:rFonts w:ascii="BRH Malayalam Extra" w:hAnsi="BRH Malayalam Extra" w:cs="BRH Malayalam Extra"/>
                 <w:sz w:val="40"/>
@@ -1476,7 +1456,7 @@
               <w:autoSpaceDE w:val="0"/>
               <w:autoSpaceDN w:val="0"/>
               <w:adjustRightInd w:val="0"/>
-              <w:spacing w:before="0" w:line="264" w:lineRule="auto"/>
+              <w:spacing w:before="0" w:line="240" w:lineRule="auto"/>
               <w:rPr>
                 <w:rFonts w:ascii="BRH Devanagari Extra" w:hAnsi="BRH Devanagari Extra" w:cs="BRH Devanagari Extra"/>
                 <w:color w:val="000000"/>
@@ -1679,7 +1659,6 @@
           <w:szCs w:val="32"/>
           <w:u w:val="single"/>
         </w:rPr>
-        <w:lastRenderedPageBreak/>
         <w:t xml:space="preserve">TS Krama Paatam – TS 1.6 Malayalam Corrections – Observed till </w:t>
       </w:r>
       <w:r>
@@ -1706,6 +1685,7 @@
           <w:b/>
           <w:bCs/>
         </w:rPr>
+        <w:lastRenderedPageBreak/>
         <w:t>(ignore those which are already incorporated in your book’s version and date)</w:t>
       </w:r>
     </w:p>
@@ -3230,7 +3210,6 @@
                 <w:szCs w:val="32"/>
                 <w:lang w:val="en-IN" w:eastAsia="en-IN" w:bidi="ml-IN"/>
               </w:rPr>
-              <w:lastRenderedPageBreak/>
               <w:t>T.S.1.6.</w:t>
             </w:r>
             <w:r>
@@ -3681,6 +3660,7 @@
                 <w:szCs w:val="32"/>
                 <w:lang w:val="en-IN" w:eastAsia="en-IN" w:bidi="ml-IN"/>
               </w:rPr>
+              <w:lastRenderedPageBreak/>
               <w:t>T.S.1.6.</w:t>
             </w:r>
             <w:r>
@@ -5302,7 +5282,6 @@
                 <w:sz w:val="40"/>
                 <w:szCs w:val="40"/>
               </w:rPr>
-              <w:lastRenderedPageBreak/>
               <w:t>s</w:t>
             </w:r>
             <w:r>
@@ -5375,7 +5354,6 @@
                 <w:sz w:val="40"/>
                 <w:szCs w:val="40"/>
               </w:rPr>
-              <w:lastRenderedPageBreak/>
               <w:t>j</w:t>
             </w:r>
             <w:r>
@@ -5450,7 +5428,6 @@
                 <w:sz w:val="40"/>
                 <w:szCs w:val="40"/>
               </w:rPr>
-              <w:lastRenderedPageBreak/>
               <w:t>s</w:t>
             </w:r>
             <w:r>
@@ -5539,7 +5516,6 @@
                 <w:szCs w:val="32"/>
                 <w:lang w:val="en-IN" w:eastAsia="en-IN" w:bidi="ml-IN"/>
               </w:rPr>
-              <w:lastRenderedPageBreak/>
               <w:t>T.S.1.6.12.1 - Kramam</w:t>
             </w:r>
           </w:p>
@@ -5664,6 +5640,7 @@
                 <w:sz w:val="40"/>
                 <w:szCs w:val="40"/>
               </w:rPr>
+              <w:lastRenderedPageBreak/>
               <w:t>A</w:t>
             </w:r>
             <w:r>
@@ -5732,6 +5709,7 @@
                 <w:szCs w:val="40"/>
                 <w:highlight w:val="green"/>
               </w:rPr>
+              <w:lastRenderedPageBreak/>
               <w:t>A</w:t>
             </w:r>
             <w:r>
@@ -5772,6 +5750,7 @@
                 <w:sz w:val="40"/>
                 <w:szCs w:val="40"/>
               </w:rPr>
+              <w:lastRenderedPageBreak/>
               <w:t>A</w:t>
             </w:r>
             <w:r>
@@ -5838,6 +5817,7 @@
           <w:szCs w:val="40"/>
           <w:lang w:val="en-IN" w:eastAsia="en-IN"/>
         </w:rPr>
+        <w:lastRenderedPageBreak/>
         <w:t xml:space="preserve">"qï" </w:t>
       </w:r>
       <w:r>
@@ -5846,7 +5826,16 @@
           <w:bCs/>
           <w:sz w:val="32"/>
         </w:rPr>
-        <w:t>replaced with</w:t>
+        <w:t xml:space="preserve">replaced </w:t>
+      </w:r>
+      <w:proofErr w:type="gramStart"/>
+      <w:r>
+        <w:rPr>
+          <w:b/>
+          <w:bCs/>
+          <w:sz w:val="32"/>
+        </w:rPr>
+        <w:t>with</w:t>
       </w:r>
       <w:r>
         <w:rPr>
@@ -5866,7 +5855,29 @@
           <w:szCs w:val="40"/>
           <w:lang w:val="en-IN" w:eastAsia="en-IN"/>
         </w:rPr>
-        <w:t xml:space="preserve">"q§T"  </w:t>
+        <w:t>"</w:t>
+      </w:r>
+      <w:proofErr w:type="gramEnd"/>
+      <w:r>
+        <w:rPr>
+          <w:rFonts w:ascii="BRH Malayalam" w:hAnsi="BRH Malayalam" w:cs="BRH Malayalam"/>
+          <w:color w:val="000000"/>
+          <w:sz w:val="40"/>
+          <w:szCs w:val="40"/>
+          <w:lang w:val="en-IN" w:eastAsia="en-IN"/>
+        </w:rPr>
+        <w:t>q§T</w:t>
+      </w:r>
+      <w:proofErr w:type="gramStart"/>
+      <w:r>
+        <w:rPr>
+          <w:rFonts w:ascii="BRH Malayalam" w:hAnsi="BRH Malayalam" w:cs="BRH Malayalam"/>
+          <w:color w:val="000000"/>
+          <w:sz w:val="40"/>
+          <w:szCs w:val="40"/>
+          <w:lang w:val="en-IN" w:eastAsia="en-IN"/>
+        </w:rPr>
+        <w:t xml:space="preserve">"  </w:t>
       </w:r>
       <w:r>
         <w:rPr>
@@ -5874,7 +5885,16 @@
           <w:bCs/>
           <w:sz w:val="32"/>
         </w:rPr>
-        <w:t>wherever applicable</w:t>
+        <w:t>wherever</w:t>
+      </w:r>
+      <w:proofErr w:type="gramEnd"/>
+      <w:r>
+        <w:rPr>
+          <w:b/>
+          <w:bCs/>
+          <w:sz w:val="32"/>
+        </w:rPr>
+        <w:t xml:space="preserve"> applicable</w:t>
       </w:r>
     </w:p>
     <w:p>
@@ -7004,24 +7024,35 @@
               </w:rPr>
               <w:t>ª</w:t>
             </w:r>
-            <w:r>
-              <w:rPr>
-                <w:rFonts w:ascii="BRH Malayalam Extra" w:hAnsi="BRH Malayalam Extra" w:cs="BRH Malayalam Extra"/>
-                <w:b/>
-                <w:color w:val="000000"/>
-                <w:sz w:val="32"/>
-                <w:szCs w:val="40"/>
-              </w:rPr>
-              <w:t>–</w:t>
-            </w:r>
-            <w:r>
-              <w:rPr>
-                <w:rFonts w:ascii="BRH Malayalam Extra" w:hAnsi="BRH Malayalam Extra" w:cs="BRH Malayalam Extra"/>
-                <w:color w:val="000000"/>
-                <w:sz w:val="40"/>
-                <w:szCs w:val="40"/>
-              </w:rPr>
-              <w:t xml:space="preserve">.rxJ | </w:t>
+            <w:proofErr w:type="gramStart"/>
+            <w:r>
+              <w:rPr>
+                <w:rFonts w:ascii="BRH Malayalam Extra" w:hAnsi="BRH Malayalam Extra" w:cs="BRH Malayalam Extra"/>
+                <w:b/>
+                <w:color w:val="000000"/>
+                <w:sz w:val="32"/>
+                <w:szCs w:val="40"/>
+              </w:rPr>
+              <w:t>–</w:t>
+            </w:r>
+            <w:r>
+              <w:rPr>
+                <w:rFonts w:ascii="BRH Malayalam Extra" w:hAnsi="BRH Malayalam Extra" w:cs="BRH Malayalam Extra"/>
+                <w:color w:val="000000"/>
+                <w:sz w:val="40"/>
+                <w:szCs w:val="40"/>
+              </w:rPr>
+              <w:t>.rxJ</w:t>
+            </w:r>
+            <w:proofErr w:type="gramEnd"/>
+            <w:r>
+              <w:rPr>
+                <w:rFonts w:ascii="BRH Malayalam Extra" w:hAnsi="BRH Malayalam Extra" w:cs="BRH Malayalam Extra"/>
+                <w:color w:val="000000"/>
+                <w:sz w:val="40"/>
+                <w:szCs w:val="40"/>
+              </w:rPr>
+              <w:t xml:space="preserve"> | </w:t>
             </w:r>
           </w:p>
           <w:p>
@@ -7047,7 +7078,6 @@
                 <w:szCs w:val="40"/>
                 <w:lang w:val="it-IT"/>
               </w:rPr>
-              <w:lastRenderedPageBreak/>
               <w:t>p</w:t>
             </w:r>
             <w:r>
@@ -7160,7 +7190,6 @@
                 <w:szCs w:val="40"/>
                 <w:lang w:val="it-IT"/>
               </w:rPr>
-              <w:lastRenderedPageBreak/>
               <w:t>öez</w:t>
             </w:r>
             <w:r>
@@ -7292,7 +7321,6 @@
                 <w:szCs w:val="40"/>
                 <w:lang w:val="it-IT"/>
               </w:rPr>
-              <w:lastRenderedPageBreak/>
               <w:t>p</w:t>
             </w:r>
             <w:r>
@@ -9144,7 +9172,6 @@
           <w:szCs w:val="32"/>
           <w:u w:val="single"/>
         </w:rPr>
-        <w:lastRenderedPageBreak/>
         <w:t xml:space="preserve">TS </w:t>
       </w:r>
       <w:r>
@@ -9319,6 +9346,7 @@
                 <w:sz w:val="32"/>
                 <w:szCs w:val="32"/>
               </w:rPr>
+              <w:lastRenderedPageBreak/>
               <w:t>Reference</w:t>
             </w:r>
           </w:p>
@@ -9341,6 +9369,7 @@
                 <w:sz w:val="32"/>
                 <w:szCs w:val="32"/>
               </w:rPr>
+              <w:lastRenderedPageBreak/>
               <w:t>As Printed</w:t>
             </w:r>
           </w:p>

--- a/TS-Kramam/TS-1.6/TS 1.6 Malayalam Krama Paatam Corrections.docx
+++ b/TS-Kramam/TS-1.6/TS 1.6 Malayalam Krama Paatam Corrections.docx
@@ -1566,6 +1566,554 @@
               </w:rPr>
               <w:t>Z§ |</w:t>
             </w:r>
+          </w:p>
+        </w:tc>
+      </w:tr>
+      <w:tr>
+        <w:trPr>
+          <w:trHeight w:val="1433"/>
+        </w:trPr>
+        <w:tc>
+          <w:tcPr>
+            <w:tcW w:w="3857" w:type="dxa"/>
+            <w:tcBorders>
+              <w:top w:val="single" w:sz="4" w:space="0" w:color="000000"/>
+              <w:left w:val="single" w:sz="4" w:space="0" w:color="000000"/>
+              <w:bottom w:val="single" w:sz="4" w:space="0" w:color="000000"/>
+              <w:right w:val="single" w:sz="4" w:space="0" w:color="000000"/>
+            </w:tcBorders>
+          </w:tcPr>
+          <w:p>
+            <w:pPr>
+              <w:widowControl w:val="0"/>
+              <w:tabs>
+                <w:tab w:val="left" w:pos="993"/>
+              </w:tabs>
+              <w:autoSpaceDE w:val="0"/>
+              <w:autoSpaceDN w:val="0"/>
+              <w:adjustRightInd w:val="0"/>
+              <w:spacing w:before="0" w:line="240" w:lineRule="auto"/>
+              <w:rPr>
+                <w:rFonts w:eastAsia="Times New Roman" w:cs="Arial"/>
+                <w:b/>
+                <w:sz w:val="32"/>
+                <w:szCs w:val="32"/>
+                <w:lang w:val="en-IN" w:eastAsia="en-IN" w:bidi="ml-IN"/>
+              </w:rPr>
+            </w:pPr>
+            <w:r>
+              <w:rPr>
+                <w:rFonts w:eastAsia="Times New Roman" w:cs="Arial"/>
+                <w:b/>
+                <w:sz w:val="32"/>
+                <w:szCs w:val="32"/>
+                <w:lang w:val="en-IN" w:eastAsia="en-IN" w:bidi="ml-IN"/>
+              </w:rPr>
+              <w:t>T.S.1.6.</w:t>
+            </w:r>
+            <w:r>
+              <w:rPr>
+                <w:rFonts w:eastAsia="Times New Roman" w:cs="Arial"/>
+                <w:b/>
+                <w:sz w:val="32"/>
+                <w:szCs w:val="32"/>
+                <w:lang w:val="en-IN" w:eastAsia="en-IN" w:bidi="ml-IN"/>
+              </w:rPr>
+              <w:t>11.</w:t>
+            </w:r>
+            <w:r>
+              <w:rPr>
+                <w:rFonts w:eastAsia="Times New Roman" w:cs="Arial"/>
+                <w:b/>
+                <w:sz w:val="32"/>
+                <w:szCs w:val="32"/>
+                <w:lang w:val="en-IN" w:eastAsia="en-IN" w:bidi="ml-IN"/>
+              </w:rPr>
+              <w:t>7</w:t>
+            </w:r>
+            <w:r>
+              <w:rPr>
+                <w:rFonts w:eastAsia="Times New Roman" w:cs="Arial"/>
+                <w:b/>
+                <w:sz w:val="32"/>
+                <w:szCs w:val="32"/>
+                <w:lang w:val="en-IN" w:eastAsia="en-IN" w:bidi="ml-IN"/>
+              </w:rPr>
+              <w:t xml:space="preserve"> </w:t>
+            </w:r>
+            <w:r>
+              <w:rPr>
+                <w:rFonts w:eastAsia="Times New Roman" w:cs="Arial"/>
+                <w:b/>
+                <w:sz w:val="32"/>
+                <w:szCs w:val="32"/>
+                <w:lang w:val="en-IN" w:eastAsia="en-IN" w:bidi="ml-IN"/>
+              </w:rPr>
+              <w:t>- Kramam</w:t>
+            </w:r>
+          </w:p>
+          <w:p>
+            <w:pPr>
+              <w:widowControl w:val="0"/>
+              <w:autoSpaceDE w:val="0"/>
+              <w:autoSpaceDN w:val="0"/>
+              <w:adjustRightInd w:val="0"/>
+              <w:spacing w:before="0" w:line="240" w:lineRule="auto"/>
+              <w:rPr>
+                <w:rFonts w:cs="Arial"/>
+                <w:b/>
+                <w:bCs/>
+                <w:sz w:val="28"/>
+                <w:szCs w:val="36"/>
+                <w:lang w:bidi="ml-IN"/>
+              </w:rPr>
+            </w:pPr>
+            <w:r>
+              <w:rPr>
+                <w:rFonts w:cs="Arial"/>
+                <w:b/>
+                <w:bCs/>
+                <w:sz w:val="28"/>
+                <w:szCs w:val="36"/>
+                <w:lang w:bidi="ml-IN"/>
+              </w:rPr>
+              <w:t xml:space="preserve">Krama Vaakyam No. </w:t>
+            </w:r>
+            <w:r>
+              <w:rPr>
+                <w:rFonts w:cs="Arial"/>
+                <w:b/>
+                <w:bCs/>
+                <w:sz w:val="28"/>
+                <w:szCs w:val="36"/>
+                <w:lang w:bidi="ml-IN"/>
+              </w:rPr>
+              <w:t>16</w:t>
+            </w:r>
+          </w:p>
+          <w:p>
+            <w:pPr>
+              <w:widowControl w:val="0"/>
+              <w:tabs>
+                <w:tab w:val="left" w:pos="993"/>
+              </w:tabs>
+              <w:autoSpaceDE w:val="0"/>
+              <w:autoSpaceDN w:val="0"/>
+              <w:adjustRightInd w:val="0"/>
+              <w:spacing w:before="0" w:line="240" w:lineRule="auto"/>
+              <w:rPr>
+                <w:rFonts w:eastAsia="Times New Roman" w:cs="Arial"/>
+                <w:b/>
+                <w:sz w:val="32"/>
+                <w:szCs w:val="32"/>
+                <w:lang w:val="it-IT" w:eastAsia="en-IN" w:bidi="ml-IN"/>
+              </w:rPr>
+            </w:pPr>
+            <w:r>
+              <w:rPr>
+                <w:rFonts w:cs="Arial"/>
+                <w:b/>
+                <w:bCs/>
+                <w:sz w:val="28"/>
+                <w:szCs w:val="36"/>
+                <w:lang w:bidi="ml-IN"/>
+              </w:rPr>
+              <w:t xml:space="preserve">Panchaati No. </w:t>
+            </w:r>
+            <w:r>
+              <w:rPr>
+                <w:rFonts w:cs="Arial"/>
+                <w:b/>
+                <w:bCs/>
+                <w:sz w:val="28"/>
+                <w:szCs w:val="36"/>
+                <w:lang w:bidi="ml-IN"/>
+              </w:rPr>
+              <w:t>45</w:t>
+            </w:r>
+          </w:p>
+        </w:tc>
+        <w:tc>
+          <w:tcPr>
+            <w:tcW w:w="5196" w:type="dxa"/>
+            <w:tcBorders>
+              <w:top w:val="single" w:sz="4" w:space="0" w:color="000000"/>
+              <w:left w:val="single" w:sz="4" w:space="0" w:color="000000"/>
+              <w:bottom w:val="single" w:sz="4" w:space="0" w:color="000000"/>
+              <w:right w:val="single" w:sz="4" w:space="0" w:color="000000"/>
+            </w:tcBorders>
+          </w:tcPr>
+          <w:p>
+            <w:pPr>
+              <w:spacing w:before="0" w:line="240" w:lineRule="auto"/>
+              <w:rPr>
+                <w:rFonts w:ascii="BRH Malayalam Extra" w:hAnsi="BRH Malayalam Extra" w:cs="BRH Malayalam Extra"/>
+                <w:sz w:val="40"/>
+                <w:szCs w:val="40"/>
+                <w:lang w:val="en-IN"/>
+              </w:rPr>
+            </w:pPr>
+            <w:r>
+              <w:rPr>
+                <w:rFonts w:ascii="BRH Malayalam Extra" w:hAnsi="BRH Malayalam Extra" w:cs="BRH Malayalam Extra"/>
+                <w:sz w:val="40"/>
+                <w:szCs w:val="40"/>
+                <w:lang w:val="en-IN"/>
+              </w:rPr>
+              <w:t>¥R</w:t>
+            </w:r>
+            <w:r>
+              <w:rPr>
+                <w:rFonts w:ascii="BRH Malayalam Extra" w:hAnsi="BRH Malayalam Extra" w:cs="BRH Malayalam Extra"/>
+                <w:b/>
+                <w:sz w:val="32"/>
+                <w:szCs w:val="40"/>
+                <w:lang w:val="en-IN"/>
+              </w:rPr>
+              <w:t>–</w:t>
+            </w:r>
+            <w:r>
+              <w:rPr>
+                <w:rFonts w:ascii="BRH Malayalam Extra" w:hAnsi="BRH Malayalam Extra" w:cs="BRH Malayalam Extra"/>
+                <w:sz w:val="40"/>
+                <w:szCs w:val="40"/>
+                <w:lang w:val="en-IN"/>
+              </w:rPr>
+              <w:t>ixd—I ity</w:t>
+            </w:r>
+            <w:r>
+              <w:rPr>
+                <w:rFonts w:ascii="BRH Malayalam Extra" w:hAnsi="BRH Malayalam Extra" w:cs="BRH Malayalam Extra"/>
+                <w:b/>
+                <w:sz w:val="32"/>
+                <w:szCs w:val="40"/>
+                <w:lang w:val="en-IN"/>
+              </w:rPr>
+              <w:t>–</w:t>
+            </w:r>
+            <w:r>
+              <w:rPr>
+                <w:rFonts w:ascii="BRH Malayalam Extra" w:hAnsi="BRH Malayalam Extra" w:cs="BRH Malayalam Extra"/>
+                <w:sz w:val="40"/>
+                <w:szCs w:val="40"/>
+                <w:lang w:val="en-IN"/>
+              </w:rPr>
+              <w:t>ix</w:t>
+            </w:r>
+            <w:r>
+              <w:rPr>
+                <w:rFonts w:ascii="BRH Malayalam Extra" w:hAnsi="BRH Malayalam Extra" w:cs="BRH Malayalam Extra"/>
+                <w:sz w:val="40"/>
+                <w:szCs w:val="40"/>
+                <w:highlight w:val="yellow"/>
+                <w:lang w:val="en-IN"/>
+              </w:rPr>
+              <w:t>d</w:t>
+            </w:r>
+            <w:r>
+              <w:rPr>
+                <w:rFonts w:ascii="BRH Malayalam Extra" w:hAnsi="BRH Malayalam Extra" w:cs="BRH Malayalam Extra"/>
+                <w:sz w:val="40"/>
+                <w:szCs w:val="40"/>
+                <w:lang w:val="en-IN"/>
+              </w:rPr>
+              <w:t xml:space="preserve">—I | </w:t>
+            </w:r>
+          </w:p>
+          <w:p>
+            <w:pPr>
+              <w:spacing w:before="0" w:line="240" w:lineRule="auto"/>
+              <w:rPr>
+                <w:rFonts w:ascii="BRH Devanagari Extra" w:hAnsi="BRH Devanagari Extra" w:cs="BRH Devanagari Extra"/>
+                <w:sz w:val="40"/>
+                <w:szCs w:val="40"/>
+                <w:lang w:val="it-IT"/>
+              </w:rPr>
+            </w:pPr>
+            <w:r>
+              <w:rPr>
+                <w:rFonts w:ascii="BRH Malayalam Extra" w:hAnsi="BRH Malayalam Extra" w:cs="BRH Malayalam Extra"/>
+                <w:sz w:val="40"/>
+                <w:szCs w:val="40"/>
+                <w:lang w:val="it-IT"/>
+              </w:rPr>
+              <w:t>i</w:t>
+            </w:r>
+            <w:r>
+              <w:rPr>
+                <w:rFonts w:ascii="BRH Malayalam Extra" w:hAnsi="BRH Malayalam Extra" w:cs="BRH Malayalam Extra"/>
+                <w:b/>
+                <w:sz w:val="32"/>
+                <w:szCs w:val="40"/>
+                <w:lang w:val="it-IT"/>
+              </w:rPr>
+              <w:t>–</w:t>
+            </w:r>
+            <w:r>
+              <w:rPr>
+                <w:rFonts w:ascii="BRH Malayalam Extra" w:hAnsi="BRH Malayalam Extra" w:cs="BRH Malayalam Extra"/>
+                <w:sz w:val="40"/>
+                <w:szCs w:val="40"/>
+                <w:lang w:val="it-IT"/>
+              </w:rPr>
+              <w:t>ty</w:t>
+            </w:r>
+            <w:r>
+              <w:rPr>
+                <w:rFonts w:ascii="BRH Malayalam Extra" w:hAnsi="BRH Malayalam Extra" w:cs="BRH Malayalam Extra"/>
+                <w:b/>
+                <w:sz w:val="32"/>
+                <w:szCs w:val="40"/>
+                <w:lang w:val="it-IT"/>
+              </w:rPr>
+              <w:t>–</w:t>
+            </w:r>
+            <w:r>
+              <w:rPr>
+                <w:rFonts w:ascii="BRH Malayalam Extra" w:hAnsi="BRH Malayalam Extra" w:cs="BRH Malayalam Extra"/>
+                <w:sz w:val="40"/>
+                <w:szCs w:val="40"/>
+                <w:lang w:val="it-IT"/>
+              </w:rPr>
+              <w:t>ixd—I M¥ijI |</w:t>
+            </w:r>
+          </w:p>
+        </w:tc>
+        <w:tc>
+          <w:tcPr>
+            <w:tcW w:w="5220" w:type="dxa"/>
+            <w:tcBorders>
+              <w:top w:val="single" w:sz="4" w:space="0" w:color="000000"/>
+              <w:left w:val="single" w:sz="4" w:space="0" w:color="000000"/>
+              <w:bottom w:val="single" w:sz="4" w:space="0" w:color="000000"/>
+              <w:right w:val="single" w:sz="4" w:space="0" w:color="000000"/>
+            </w:tcBorders>
+          </w:tcPr>
+          <w:p>
+            <w:pPr>
+              <w:widowControl w:val="0"/>
+              <w:autoSpaceDE w:val="0"/>
+              <w:autoSpaceDN w:val="0"/>
+              <w:adjustRightInd w:val="0"/>
+              <w:spacing w:before="0" w:line="240" w:lineRule="auto"/>
+              <w:rPr>
+                <w:rFonts w:ascii="BRH Malayalam Extra" w:hAnsi="BRH Malayalam Extra" w:cs="BRH Malayalam Extra"/>
+                <w:sz w:val="40"/>
+                <w:szCs w:val="40"/>
+                <w:lang w:val="it-IT"/>
+              </w:rPr>
+            </w:pPr>
+            <w:r>
+              <w:rPr>
+                <w:rFonts w:ascii="BRH Malayalam Extra" w:hAnsi="BRH Malayalam Extra" w:cs="BRH Malayalam Extra"/>
+                <w:sz w:val="40"/>
+                <w:szCs w:val="40"/>
+                <w:lang w:val="it-IT"/>
+              </w:rPr>
+              <w:t>¥R</w:t>
+            </w:r>
+            <w:r>
+              <w:rPr>
+                <w:rFonts w:ascii="BRH Malayalam Extra" w:hAnsi="BRH Malayalam Extra" w:cs="BRH Malayalam Extra"/>
+                <w:b/>
+                <w:sz w:val="32"/>
+                <w:szCs w:val="40"/>
+                <w:lang w:val="it-IT"/>
+              </w:rPr>
+              <w:t>–</w:t>
+            </w:r>
+            <w:r>
+              <w:rPr>
+                <w:rFonts w:ascii="BRH Malayalam Extra" w:hAnsi="BRH Malayalam Extra" w:cs="BRH Malayalam Extra"/>
+                <w:sz w:val="40"/>
+                <w:szCs w:val="40"/>
+                <w:lang w:val="it-IT"/>
+              </w:rPr>
+              <w:t>ixd—I ity</w:t>
+            </w:r>
+            <w:r>
+              <w:rPr>
+                <w:rFonts w:ascii="BRH Malayalam Extra" w:hAnsi="BRH Malayalam Extra" w:cs="BRH Malayalam Extra"/>
+                <w:b/>
+                <w:sz w:val="32"/>
+                <w:szCs w:val="40"/>
+                <w:lang w:val="it-IT"/>
+              </w:rPr>
+              <w:t>–</w:t>
+            </w:r>
+            <w:r>
+              <w:rPr>
+                <w:rFonts w:ascii="BRH Malayalam Extra" w:hAnsi="BRH Malayalam Extra" w:cs="BRH Malayalam Extra"/>
+                <w:sz w:val="40"/>
+                <w:szCs w:val="40"/>
+                <w:lang w:val="it-IT"/>
+              </w:rPr>
+              <w:t>ix</w:t>
+            </w:r>
+            <w:r>
+              <w:rPr>
+                <w:rFonts w:ascii="BRH Malayalam Extra" w:hAnsi="BRH Malayalam Extra" w:cs="BRH Malayalam Extra"/>
+                <w:sz w:val="40"/>
+                <w:szCs w:val="40"/>
+                <w:highlight w:val="green"/>
+                <w:lang w:val="it-IT"/>
+              </w:rPr>
+              <w:t>d˜I</w:t>
+            </w:r>
+            <w:r>
+              <w:rPr>
+                <w:rFonts w:ascii="BRH Malayalam Extra" w:hAnsi="BRH Malayalam Extra" w:cs="BRH Malayalam Extra"/>
+                <w:sz w:val="40"/>
+                <w:szCs w:val="40"/>
+                <w:lang w:val="it-IT"/>
+              </w:rPr>
+              <w:t xml:space="preserve"> | </w:t>
+            </w:r>
+          </w:p>
+          <w:p>
+            <w:pPr>
+              <w:widowControl w:val="0"/>
+              <w:autoSpaceDE w:val="0"/>
+              <w:autoSpaceDN w:val="0"/>
+              <w:adjustRightInd w:val="0"/>
+              <w:spacing w:before="0" w:line="240" w:lineRule="auto"/>
+              <w:rPr>
+                <w:rFonts w:ascii="BRH Devanagari Extra" w:hAnsi="BRH Devanagari Extra" w:cs="BRH Devanagari Extra"/>
+                <w:sz w:val="40"/>
+                <w:szCs w:val="40"/>
+                <w:lang w:val="it-IT"/>
+              </w:rPr>
+            </w:pPr>
+            <w:r>
+              <w:rPr>
+                <w:rFonts w:ascii="BRH Malayalam Extra" w:hAnsi="BRH Malayalam Extra" w:cs="BRH Malayalam Extra"/>
+                <w:sz w:val="40"/>
+                <w:szCs w:val="40"/>
+                <w:lang w:val="it-IT"/>
+              </w:rPr>
+              <w:t>i</w:t>
+            </w:r>
+            <w:r>
+              <w:rPr>
+                <w:rFonts w:ascii="BRH Malayalam Extra" w:hAnsi="BRH Malayalam Extra" w:cs="BRH Malayalam Extra"/>
+                <w:b/>
+                <w:sz w:val="32"/>
+                <w:szCs w:val="40"/>
+                <w:lang w:val="it-IT"/>
+              </w:rPr>
+              <w:t>–</w:t>
+            </w:r>
+            <w:r>
+              <w:rPr>
+                <w:rFonts w:ascii="BRH Malayalam Extra" w:hAnsi="BRH Malayalam Extra" w:cs="BRH Malayalam Extra"/>
+                <w:sz w:val="40"/>
+                <w:szCs w:val="40"/>
+                <w:lang w:val="it-IT"/>
+              </w:rPr>
+              <w:t>ty</w:t>
+            </w:r>
+            <w:r>
+              <w:rPr>
+                <w:rFonts w:ascii="BRH Malayalam Extra" w:hAnsi="BRH Malayalam Extra" w:cs="BRH Malayalam Extra"/>
+                <w:b/>
+                <w:sz w:val="32"/>
+                <w:szCs w:val="40"/>
+                <w:lang w:val="it-IT"/>
+              </w:rPr>
+              <w:t>–</w:t>
+            </w:r>
+            <w:r>
+              <w:rPr>
+                <w:rFonts w:ascii="BRH Malayalam Extra" w:hAnsi="BRH Malayalam Extra" w:cs="BRH Malayalam Extra"/>
+                <w:sz w:val="40"/>
+                <w:szCs w:val="40"/>
+                <w:lang w:val="it-IT"/>
+              </w:rPr>
+              <w:t>ixd—I M¥ijI |</w:t>
+            </w:r>
+          </w:p>
+        </w:tc>
+      </w:tr>
+      <w:tr>
+        <w:trPr>
+          <w:trHeight w:val="680"/>
+        </w:trPr>
+        <w:tc>
+          <w:tcPr>
+            <w:tcW w:w="3857" w:type="dxa"/>
+            <w:tcBorders>
+              <w:top w:val="single" w:sz="4" w:space="0" w:color="000000"/>
+              <w:left w:val="single" w:sz="4" w:space="0" w:color="000000"/>
+              <w:bottom w:val="single" w:sz="4" w:space="0" w:color="000000"/>
+              <w:right w:val="single" w:sz="4" w:space="0" w:color="000000"/>
+            </w:tcBorders>
+          </w:tcPr>
+          <w:p>
+            <w:pPr>
+              <w:widowControl w:val="0"/>
+              <w:tabs>
+                <w:tab w:val="left" w:pos="993"/>
+              </w:tabs>
+              <w:autoSpaceDE w:val="0"/>
+              <w:autoSpaceDN w:val="0"/>
+              <w:adjustRightInd w:val="0"/>
+              <w:spacing w:before="0" w:line="240" w:lineRule="auto"/>
+              <w:rPr>
+                <w:rFonts w:eastAsia="Times New Roman" w:cs="Arial"/>
+                <w:b/>
+                <w:sz w:val="32"/>
+                <w:szCs w:val="32"/>
+                <w:lang w:val="it-IT" w:eastAsia="en-IN" w:bidi="ml-IN"/>
+              </w:rPr>
+            </w:pPr>
+          </w:p>
+        </w:tc>
+        <w:tc>
+          <w:tcPr>
+            <w:tcW w:w="5196" w:type="dxa"/>
+            <w:tcBorders>
+              <w:top w:val="single" w:sz="4" w:space="0" w:color="000000"/>
+              <w:left w:val="single" w:sz="4" w:space="0" w:color="000000"/>
+              <w:bottom w:val="single" w:sz="4" w:space="0" w:color="000000"/>
+              <w:right w:val="single" w:sz="4" w:space="0" w:color="000000"/>
+            </w:tcBorders>
+          </w:tcPr>
+          <w:p>
+            <w:pPr>
+              <w:spacing w:before="0" w:line="240" w:lineRule="auto"/>
+              <w:rPr>
+                <w:rFonts w:ascii="BRH Malayalam Extra" w:hAnsi="BRH Malayalam Extra" w:cs="BRH Malayalam Extra"/>
+                <w:sz w:val="40"/>
+                <w:szCs w:val="40"/>
+                <w:lang w:val="it-IT"/>
+              </w:rPr>
+            </w:pPr>
+          </w:p>
+        </w:tc>
+        <w:tc>
+          <w:tcPr>
+            <w:tcW w:w="5220" w:type="dxa"/>
+            <w:tcBorders>
+              <w:top w:val="single" w:sz="4" w:space="0" w:color="000000"/>
+              <w:left w:val="single" w:sz="4" w:space="0" w:color="000000"/>
+              <w:bottom w:val="single" w:sz="4" w:space="0" w:color="000000"/>
+              <w:right w:val="single" w:sz="4" w:space="0" w:color="000000"/>
+            </w:tcBorders>
+          </w:tcPr>
+          <w:p>
+            <w:pPr>
+              <w:widowControl w:val="0"/>
+              <w:autoSpaceDE w:val="0"/>
+              <w:autoSpaceDN w:val="0"/>
+              <w:adjustRightInd w:val="0"/>
+              <w:spacing w:before="0" w:line="240" w:lineRule="auto"/>
+              <w:rPr>
+                <w:rFonts w:ascii="BRH Malayalam Extra" w:hAnsi="BRH Malayalam Extra" w:cs="BRH Malayalam Extra"/>
+                <w:sz w:val="40"/>
+                <w:szCs w:val="40"/>
+                <w:lang w:val="it-IT"/>
+              </w:rPr>
+            </w:pPr>
           </w:p>
         </w:tc>
       </w:tr>
@@ -1685,7 +2233,6 @@
           <w:b/>
           <w:bCs/>
         </w:rPr>
-        <w:lastRenderedPageBreak/>
         <w:t>(ignore those which are already incorporated in your book’s version and date)</w:t>
       </w:r>
     </w:p>
@@ -2749,6 +3296,7 @@
                 <w:szCs w:val="32"/>
                 <w:lang w:val="en-IN" w:eastAsia="en-IN" w:bidi="ml-IN"/>
               </w:rPr>
+              <w:lastRenderedPageBreak/>
               <w:t>T.S.1.6.</w:t>
             </w:r>
             <w:r>
@@ -3660,7 +4208,6 @@
                 <w:szCs w:val="32"/>
                 <w:lang w:val="en-IN" w:eastAsia="en-IN" w:bidi="ml-IN"/>
               </w:rPr>
-              <w:lastRenderedPageBreak/>
               <w:t>T.S.1.6.</w:t>
             </w:r>
             <w:r>
@@ -4798,6 +5345,7 @@
                 <w:sz w:val="40"/>
                 <w:szCs w:val="40"/>
               </w:rPr>
+              <w:lastRenderedPageBreak/>
               <w:t>j</w:t>
             </w:r>
             <w:r>
@@ -4912,6 +5460,7 @@
                 <w:sz w:val="40"/>
                 <w:szCs w:val="40"/>
               </w:rPr>
+              <w:lastRenderedPageBreak/>
               <w:t>j</w:t>
             </w:r>
             <w:r>
@@ -4998,6 +5547,7 @@
                 <w:sz w:val="40"/>
                 <w:szCs w:val="40"/>
               </w:rPr>
+              <w:lastRenderedPageBreak/>
               <w:t>j</w:t>
             </w:r>
             <w:r>
@@ -5128,6 +5678,7 @@
                 <w:szCs w:val="32"/>
                 <w:lang w:val="en-IN" w:eastAsia="en-IN" w:bidi="ml-IN"/>
               </w:rPr>
+              <w:lastRenderedPageBreak/>
               <w:t>T.S.1.6.11.2 - Kramam</w:t>
             </w:r>
           </w:p>
@@ -5640,7 +6191,6 @@
                 <w:sz w:val="40"/>
                 <w:szCs w:val="40"/>
               </w:rPr>
-              <w:lastRenderedPageBreak/>
               <w:t>A</w:t>
             </w:r>
             <w:r>
@@ -5709,7 +6259,6 @@
                 <w:szCs w:val="40"/>
                 <w:highlight w:val="green"/>
               </w:rPr>
-              <w:lastRenderedPageBreak/>
               <w:t>A</w:t>
             </w:r>
             <w:r>
@@ -5750,7 +6299,6 @@
                 <w:sz w:val="40"/>
                 <w:szCs w:val="40"/>
               </w:rPr>
-              <w:lastRenderedPageBreak/>
               <w:t>A</w:t>
             </w:r>
             <w:r>
@@ -5817,7 +6365,6 @@
           <w:szCs w:val="40"/>
           <w:lang w:val="en-IN" w:eastAsia="en-IN"/>
         </w:rPr>
-        <w:lastRenderedPageBreak/>
         <w:t xml:space="preserve">"qï" </w:t>
       </w:r>
       <w:r>
@@ -6526,6 +7073,7 @@
                 <w:szCs w:val="36"/>
                 <w:lang w:bidi="ml-IN"/>
               </w:rPr>
+              <w:lastRenderedPageBreak/>
               <w:t>Panchaati No. 5</w:t>
             </w:r>
           </w:p>
@@ -6557,6 +7105,7 @@
                 <w:sz w:val="40"/>
                 <w:szCs w:val="40"/>
               </w:rPr>
+              <w:lastRenderedPageBreak/>
               <w:t>A</w:t>
             </w:r>
             <w:r>
@@ -6747,6 +7296,7 @@
               <w:rPr>
                 <w:bCs/>
               </w:rPr>
+              <w:lastRenderedPageBreak/>
               <w:t>(sen</w:t>
             </w:r>
             <w:r>
@@ -6849,6 +7399,7 @@
                 <w:szCs w:val="32"/>
                 <w:lang w:val="en-IN" w:eastAsia="en-IN" w:bidi="ml-IN"/>
               </w:rPr>
+              <w:lastRenderedPageBreak/>
               <w:t>T.S.1.6.2.3</w:t>
             </w:r>
             <w:r>
@@ -7490,7 +8041,6 @@
                 <w:szCs w:val="32"/>
                 <w:lang w:val="en-IN" w:eastAsia="en-IN" w:bidi="ml-IN"/>
               </w:rPr>
-              <w:lastRenderedPageBreak/>
               <w:t>T.S.1.6.4.3</w:t>
             </w:r>
             <w:r>
@@ -9138,6 +9688,7 @@
           <w:szCs w:val="32"/>
           <w:u w:val="single"/>
         </w:rPr>
+        <w:lastRenderedPageBreak/>
         <w:t>==========================</w:t>
       </w:r>
     </w:p>
@@ -9346,7 +9897,6 @@
                 <w:sz w:val="32"/>
                 <w:szCs w:val="32"/>
               </w:rPr>
-              <w:lastRenderedPageBreak/>
               <w:t>Reference</w:t>
             </w:r>
           </w:p>
@@ -9369,7 +9919,6 @@
                 <w:sz w:val="32"/>
                 <w:szCs w:val="32"/>
               </w:rPr>
-              <w:lastRenderedPageBreak/>
               <w:t>As Printed</w:t>
             </w:r>
           </w:p>

--- a/TS-Kramam/TS-1.6/TS 1.6 Malayalam Krama Paatam Corrections.docx
+++ b/TS-Kramam/TS-1.6/TS 1.6 Malayalam Krama Paatam Corrections.docx
@@ -203,7 +203,6 @@
               <w:rPr>
                 <w:rFonts w:eastAsia="Times New Roman" w:cs="Arial"/>
                 <w:b/>
-                <w:color w:val="EE0000"/>
                 <w:sz w:val="32"/>
                 <w:szCs w:val="32"/>
                 <w:lang w:val="en-IN" w:eastAsia="en-IN" w:bidi="ml-IN"/>
@@ -213,7 +212,6 @@
               <w:rPr>
                 <w:rFonts w:eastAsia="Times New Roman" w:cs="Arial"/>
                 <w:b/>
-                <w:color w:val="EE0000"/>
                 <w:sz w:val="32"/>
                 <w:szCs w:val="32"/>
                 <w:lang w:val="en-IN" w:eastAsia="en-IN" w:bidi="ml-IN"/>
@@ -232,7 +230,6 @@
                 <w:rFonts w:cs="Arial"/>
                 <w:b/>
                 <w:bCs/>
-                <w:color w:val="EE0000"/>
                 <w:sz w:val="28"/>
                 <w:szCs w:val="36"/>
                 <w:lang w:val="en-IN" w:bidi="ml-IN"/>
@@ -243,7 +240,6 @@
                 <w:rFonts w:cs="Arial"/>
                 <w:b/>
                 <w:bCs/>
-                <w:color w:val="EE0000"/>
                 <w:sz w:val="28"/>
                 <w:szCs w:val="36"/>
                 <w:lang w:val="en-IN" w:bidi="ml-IN"/>
@@ -264,7 +260,6 @@
               <w:rPr>
                 <w:rFonts w:eastAsia="Times New Roman" w:cs="Arial"/>
                 <w:b/>
-                <w:color w:val="EE0000"/>
                 <w:sz w:val="32"/>
                 <w:szCs w:val="32"/>
                 <w:lang w:val="it-IT" w:eastAsia="en-IN" w:bidi="ml-IN"/>
@@ -275,7 +270,6 @@
                 <w:rFonts w:cs="Arial"/>
                 <w:b/>
                 <w:bCs/>
-                <w:color w:val="EE0000"/>
                 <w:sz w:val="28"/>
                 <w:szCs w:val="36"/>
                 <w:lang w:val="it-IT" w:bidi="ml-IN"/>
@@ -299,7 +293,6 @@
               <w:spacing w:before="0" w:line="240" w:lineRule="auto"/>
               <w:rPr>
                 <w:rFonts w:ascii="BRH Malayalam Extra" w:hAnsi="BRH Malayalam Extra" w:cs="BRH Malayalam Extra"/>
-                <w:color w:val="EE0000"/>
                 <w:sz w:val="40"/>
                 <w:szCs w:val="40"/>
                 <w:lang w:val="it-IT"/>
@@ -308,7 +301,6 @@
             <w:r>
               <w:rPr>
                 <w:rFonts w:ascii="BRH Malayalam Extra" w:hAnsi="BRH Malayalam Extra" w:cs="BRH Malayalam Extra"/>
-                <w:color w:val="EE0000"/>
                 <w:sz w:val="40"/>
                 <w:szCs w:val="40"/>
                 <w:lang w:val="it-IT"/>
@@ -319,7 +311,6 @@
               <w:rPr>
                 <w:rFonts w:ascii="BRH Malayalam Extra" w:hAnsi="BRH Malayalam Extra" w:cs="BRH Malayalam Extra"/>
                 <w:b/>
-                <w:color w:val="EE0000"/>
                 <w:sz w:val="32"/>
                 <w:szCs w:val="40"/>
                 <w:lang w:val="it-IT"/>
@@ -329,7 +320,6 @@
             <w:r>
               <w:rPr>
                 <w:rFonts w:ascii="BRH Malayalam Extra" w:hAnsi="BRH Malayalam Extra" w:cs="BRH Malayalam Extra"/>
-                <w:color w:val="EE0000"/>
                 <w:sz w:val="40"/>
                 <w:szCs w:val="40"/>
                 <w:lang w:val="it-IT"/>
@@ -340,7 +330,6 @@
               <w:rPr>
                 <w:rFonts w:ascii="BRH Malayalam Extra" w:hAnsi="BRH Malayalam Extra" w:cs="BRH Malayalam Extra"/>
                 <w:b/>
-                <w:color w:val="EE0000"/>
                 <w:sz w:val="32"/>
                 <w:szCs w:val="40"/>
                 <w:lang w:val="it-IT"/>
@@ -350,7 +339,6 @@
             <w:r>
               <w:rPr>
                 <w:rFonts w:ascii="BRH Malayalam Extra" w:hAnsi="BRH Malayalam Extra" w:cs="BRH Malayalam Extra"/>
-                <w:color w:val="EE0000"/>
                 <w:sz w:val="40"/>
                 <w:szCs w:val="40"/>
                 <w:lang w:val="it-IT"/>
@@ -363,7 +351,6 @@
               <w:spacing w:before="0" w:line="240" w:lineRule="auto"/>
               <w:rPr>
                 <w:rFonts w:ascii="BRH Malayalam Extra" w:hAnsi="BRH Malayalam Extra" w:cs="BRH Malayalam Extra"/>
-                <w:color w:val="EE0000"/>
                 <w:sz w:val="40"/>
                 <w:szCs w:val="40"/>
                 <w:lang w:val="en-IN"/>
@@ -372,7 +359,6 @@
             <w:r>
               <w:rPr>
                 <w:rFonts w:ascii="BRH Malayalam Extra" w:hAnsi="BRH Malayalam Extra" w:cs="BRH Malayalam Extra"/>
-                <w:color w:val="EE0000"/>
                 <w:sz w:val="40"/>
                 <w:szCs w:val="40"/>
                 <w:lang w:val="en-IN"/>
@@ -383,7 +369,6 @@
               <w:rPr>
                 <w:rFonts w:ascii="BRH Malayalam Extra" w:hAnsi="BRH Malayalam Extra" w:cs="BRH Malayalam Extra"/>
                 <w:b/>
-                <w:color w:val="EE0000"/>
                 <w:sz w:val="32"/>
                 <w:szCs w:val="40"/>
                 <w:lang w:val="en-IN"/>
@@ -393,7 +378,6 @@
             <w:r>
               <w:rPr>
                 <w:rFonts w:ascii="BRH Malayalam Extra" w:hAnsi="BRH Malayalam Extra" w:cs="BRH Malayalam Extra"/>
-                <w:color w:val="EE0000"/>
                 <w:sz w:val="40"/>
                 <w:szCs w:val="40"/>
                 <w:lang w:val="en-IN"/>
@@ -404,7 +388,6 @@
               <w:rPr>
                 <w:rFonts w:ascii="BRH Malayalam Extra" w:hAnsi="BRH Malayalam Extra" w:cs="BRH Malayalam Extra"/>
                 <w:b/>
-                <w:color w:val="EE0000"/>
                 <w:sz w:val="32"/>
                 <w:szCs w:val="40"/>
                 <w:lang w:val="en-IN"/>
@@ -414,7 +397,6 @@
             <w:r>
               <w:rPr>
                 <w:rFonts w:ascii="BRH Malayalam Extra" w:hAnsi="BRH Malayalam Extra" w:cs="BRH Malayalam Extra"/>
-                <w:color w:val="EE0000"/>
                 <w:sz w:val="40"/>
                 <w:szCs w:val="40"/>
                 <w:highlight w:val="yellow"/>
@@ -425,7 +407,6 @@
             <w:r>
               <w:rPr>
                 <w:rFonts w:ascii="BRH Malayalam Extra" w:hAnsi="BRH Malayalam Extra" w:cs="BRH Malayalam Extra"/>
-                <w:color w:val="EE0000"/>
                 <w:sz w:val="40"/>
                 <w:szCs w:val="40"/>
                 <w:lang w:val="en-IN"/>
@@ -453,7 +434,6 @@
               <w:spacing w:before="0" w:line="240" w:lineRule="auto"/>
               <w:rPr>
                 <w:rFonts w:ascii="BRH Malayalam Extra" w:hAnsi="BRH Malayalam Extra" w:cs="BRH Malayalam Extra"/>
-                <w:color w:val="EE0000"/>
                 <w:sz w:val="40"/>
                 <w:szCs w:val="40"/>
                 <w:lang w:val="it-IT"/>
@@ -462,7 +442,6 @@
             <w:r>
               <w:rPr>
                 <w:rFonts w:ascii="BRH Malayalam Extra" w:hAnsi="BRH Malayalam Extra" w:cs="BRH Malayalam Extra"/>
-                <w:color w:val="EE0000"/>
                 <w:sz w:val="40"/>
                 <w:szCs w:val="40"/>
                 <w:lang w:val="it-IT"/>
@@ -473,7 +452,6 @@
               <w:rPr>
                 <w:rFonts w:ascii="BRH Malayalam Extra" w:hAnsi="BRH Malayalam Extra" w:cs="BRH Malayalam Extra"/>
                 <w:b/>
-                <w:color w:val="EE0000"/>
                 <w:sz w:val="32"/>
                 <w:szCs w:val="40"/>
                 <w:lang w:val="it-IT"/>
@@ -483,7 +461,6 @@
             <w:r>
               <w:rPr>
                 <w:rFonts w:ascii="BRH Malayalam Extra" w:hAnsi="BRH Malayalam Extra" w:cs="BRH Malayalam Extra"/>
-                <w:color w:val="EE0000"/>
                 <w:sz w:val="40"/>
                 <w:szCs w:val="40"/>
                 <w:lang w:val="it-IT"/>
@@ -494,7 +471,6 @@
               <w:rPr>
                 <w:rFonts w:ascii="BRH Malayalam Extra" w:hAnsi="BRH Malayalam Extra" w:cs="BRH Malayalam Extra"/>
                 <w:b/>
-                <w:color w:val="EE0000"/>
                 <w:sz w:val="32"/>
                 <w:szCs w:val="40"/>
                 <w:lang w:val="it-IT"/>
@@ -504,7 +480,6 @@
             <w:r>
               <w:rPr>
                 <w:rFonts w:ascii="BRH Malayalam Extra" w:hAnsi="BRH Malayalam Extra" w:cs="BRH Malayalam Extra"/>
-                <w:color w:val="EE0000"/>
                 <w:sz w:val="40"/>
                 <w:szCs w:val="40"/>
                 <w:lang w:val="it-IT"/>
@@ -521,7 +496,6 @@
               <w:spacing w:before="0" w:line="240" w:lineRule="auto"/>
               <w:rPr>
                 <w:rFonts w:ascii="BRH Malayalam Extra" w:hAnsi="BRH Malayalam Extra" w:cs="BRH Malayalam Extra"/>
-                <w:color w:val="EE0000"/>
                 <w:sz w:val="40"/>
                 <w:szCs w:val="40"/>
                 <w:lang w:val="en-IN"/>
@@ -530,7 +504,6 @@
             <w:r>
               <w:rPr>
                 <w:rFonts w:ascii="BRH Malayalam Extra" w:hAnsi="BRH Malayalam Extra" w:cs="BRH Malayalam Extra"/>
-                <w:color w:val="EE0000"/>
                 <w:sz w:val="40"/>
                 <w:szCs w:val="40"/>
                 <w:lang w:val="en-IN"/>
@@ -541,7 +514,6 @@
               <w:rPr>
                 <w:rFonts w:ascii="BRH Malayalam Extra" w:hAnsi="BRH Malayalam Extra" w:cs="BRH Malayalam Extra"/>
                 <w:b/>
-                <w:color w:val="EE0000"/>
                 <w:sz w:val="32"/>
                 <w:szCs w:val="40"/>
                 <w:lang w:val="en-IN"/>
@@ -551,7 +523,6 @@
             <w:r>
               <w:rPr>
                 <w:rFonts w:ascii="BRH Malayalam Extra" w:hAnsi="BRH Malayalam Extra" w:cs="BRH Malayalam Extra"/>
-                <w:color w:val="EE0000"/>
                 <w:sz w:val="40"/>
                 <w:szCs w:val="40"/>
                 <w:lang w:val="en-IN"/>
@@ -562,7 +533,6 @@
               <w:rPr>
                 <w:rFonts w:ascii="BRH Malayalam Extra" w:hAnsi="BRH Malayalam Extra" w:cs="BRH Malayalam Extra"/>
                 <w:b/>
-                <w:color w:val="EE0000"/>
                 <w:sz w:val="32"/>
                 <w:szCs w:val="40"/>
                 <w:lang w:val="en-IN"/>
@@ -572,7 +542,6 @@
             <w:r>
               <w:rPr>
                 <w:rFonts w:ascii="BRH Malayalam Extra" w:hAnsi="BRH Malayalam Extra" w:cs="BRH Malayalam Extra"/>
-                <w:color w:val="EE0000"/>
                 <w:sz w:val="40"/>
                 <w:szCs w:val="40"/>
                 <w:lang w:val="en-IN"/>
@@ -582,7 +551,6 @@
             <w:r>
               <w:rPr>
                 <w:rFonts w:ascii="BRH Malayalam Extra" w:hAnsi="BRH Malayalam Extra" w:cs="BRH Malayalam Extra"/>
-                <w:color w:val="EE0000"/>
                 <w:sz w:val="40"/>
                 <w:szCs w:val="40"/>
                 <w:highlight w:val="green"/>
@@ -593,7 +561,6 @@
             <w:r>
               <w:rPr>
                 <w:rFonts w:ascii="BRH Malayalam Extra" w:hAnsi="BRH Malayalam Extra" w:cs="BRH Malayalam Extra"/>
-                <w:color w:val="EE0000"/>
                 <w:sz w:val="40"/>
                 <w:szCs w:val="40"/>
                 <w:lang w:val="en-IN"/>
@@ -630,7 +597,6 @@
               <w:rPr>
                 <w:rFonts w:eastAsia="Times New Roman" w:cs="Arial"/>
                 <w:b/>
-                <w:color w:val="EE0000"/>
                 <w:sz w:val="32"/>
                 <w:szCs w:val="32"/>
                 <w:lang w:val="en-IN" w:eastAsia="en-IN" w:bidi="ml-IN"/>
@@ -640,7 +606,6 @@
               <w:rPr>
                 <w:rFonts w:eastAsia="Times New Roman" w:cs="Arial"/>
                 <w:b/>
-                <w:color w:val="EE0000"/>
                 <w:sz w:val="32"/>
                 <w:szCs w:val="32"/>
                 <w:lang w:val="en-IN" w:eastAsia="en-IN" w:bidi="ml-IN"/>
@@ -659,7 +624,6 @@
                 <w:rFonts w:cs="Arial"/>
                 <w:b/>
                 <w:bCs/>
-                <w:color w:val="EE0000"/>
                 <w:sz w:val="28"/>
                 <w:szCs w:val="36"/>
                 <w:lang w:val="en-IN" w:bidi="ml-IN"/>
@@ -670,7 +634,6 @@
                 <w:rFonts w:cs="Arial"/>
                 <w:b/>
                 <w:bCs/>
-                <w:color w:val="EE0000"/>
                 <w:sz w:val="28"/>
                 <w:szCs w:val="36"/>
                 <w:lang w:val="en-IN" w:bidi="ml-IN"/>
@@ -691,7 +654,6 @@
               <w:rPr>
                 <w:rFonts w:eastAsia="Times New Roman" w:cs="Arial"/>
                 <w:b/>
-                <w:color w:val="EE0000"/>
                 <w:sz w:val="32"/>
                 <w:szCs w:val="32"/>
                 <w:lang w:val="it-IT" w:eastAsia="en-IN" w:bidi="ml-IN"/>
@@ -702,7 +664,6 @@
                 <w:rFonts w:cs="Arial"/>
                 <w:b/>
                 <w:bCs/>
-                <w:color w:val="EE0000"/>
                 <w:sz w:val="28"/>
                 <w:szCs w:val="36"/>
                 <w:lang w:val="it-IT" w:bidi="ml-IN"/>
@@ -726,15 +687,13 @@
               <w:spacing w:before="0" w:line="240" w:lineRule="auto"/>
               <w:rPr>
                 <w:rFonts w:ascii="BRH Malayalam Extra" w:hAnsi="BRH Malayalam Extra" w:cs="BRH Malayalam Extra"/>
-                <w:color w:val="EE0000"/>
-                <w:sz w:val="40"/>
-                <w:szCs w:val="40"/>
-              </w:rPr>
-            </w:pPr>
-            <w:r>
-              <w:rPr>
-                <w:rFonts w:ascii="BRH Malayalam Extra" w:hAnsi="BRH Malayalam Extra" w:cs="BRH Malayalam Extra"/>
-                <w:color w:val="EE0000"/>
+                <w:sz w:val="40"/>
+                <w:szCs w:val="40"/>
+              </w:rPr>
+            </w:pPr>
+            <w:r>
+              <w:rPr>
+                <w:rFonts w:ascii="BRH Malayalam Extra" w:hAnsi="BRH Malayalam Extra" w:cs="BRH Malayalam Extra"/>
                 <w:sz w:val="40"/>
                 <w:szCs w:val="40"/>
               </w:rPr>
@@ -744,16 +703,14 @@
               <w:rPr>
                 <w:rFonts w:ascii="BRH Malayalam Extra" w:hAnsi="BRH Malayalam Extra" w:cs="BRH Malayalam Extra"/>
                 <w:b/>
-                <w:color w:val="EE0000"/>
-                <w:sz w:val="32"/>
-                <w:szCs w:val="40"/>
-              </w:rPr>
-              <w:t>–</w:t>
-            </w:r>
-            <w:r>
-              <w:rPr>
-                <w:rFonts w:ascii="BRH Malayalam Extra" w:hAnsi="BRH Malayalam Extra" w:cs="BRH Malayalam Extra"/>
-                <w:color w:val="EE0000"/>
+                <w:sz w:val="32"/>
+                <w:szCs w:val="40"/>
+              </w:rPr>
+              <w:t>–</w:t>
+            </w:r>
+            <w:r>
+              <w:rPr>
+                <w:rFonts w:ascii="BRH Malayalam Extra" w:hAnsi="BRH Malayalam Extra" w:cs="BRH Malayalam Extra"/>
                 <w:sz w:val="40"/>
                 <w:szCs w:val="40"/>
               </w:rPr>
@@ -763,16 +720,14 @@
               <w:rPr>
                 <w:rFonts w:ascii="BRH Malayalam Extra" w:hAnsi="BRH Malayalam Extra" w:cs="BRH Malayalam Extra"/>
                 <w:b/>
-                <w:color w:val="EE0000"/>
-                <w:sz w:val="32"/>
-                <w:szCs w:val="40"/>
-              </w:rPr>
-              <w:t>–</w:t>
-            </w:r>
-            <w:r>
-              <w:rPr>
-                <w:rFonts w:ascii="BRH Malayalam Extra" w:hAnsi="BRH Malayalam Extra" w:cs="BRH Malayalam Extra"/>
-                <w:color w:val="EE0000"/>
+                <w:sz w:val="32"/>
+                <w:szCs w:val="40"/>
+              </w:rPr>
+              <w:t>–</w:t>
+            </w:r>
+            <w:r>
+              <w:rPr>
+                <w:rFonts w:ascii="BRH Malayalam Extra" w:hAnsi="BRH Malayalam Extra" w:cs="BRH Malayalam Extra"/>
                 <w:sz w:val="40"/>
                 <w:szCs w:val="40"/>
               </w:rPr>
@@ -784,15 +739,13 @@
               <w:spacing w:before="0" w:line="240" w:lineRule="auto"/>
               <w:rPr>
                 <w:rFonts w:ascii="BRH Malayalam Extra" w:hAnsi="BRH Malayalam Extra" w:cs="BRH Malayalam Extra"/>
-                <w:color w:val="EE0000"/>
-                <w:sz w:val="40"/>
-                <w:szCs w:val="40"/>
-              </w:rPr>
-            </w:pPr>
-            <w:r>
-              <w:rPr>
-                <w:rFonts w:ascii="BRH Malayalam Extra" w:hAnsi="BRH Malayalam Extra" w:cs="BRH Malayalam Extra"/>
-                <w:color w:val="EE0000"/>
+                <w:sz w:val="40"/>
+                <w:szCs w:val="40"/>
+              </w:rPr>
+            </w:pPr>
+            <w:r>
+              <w:rPr>
+                <w:rFonts w:ascii="BRH Malayalam Extra" w:hAnsi="BRH Malayalam Extra" w:cs="BRH Malayalam Extra"/>
                 <w:sz w:val="40"/>
                 <w:szCs w:val="40"/>
               </w:rPr>
@@ -801,7 +754,6 @@
             <w:r>
               <w:rPr>
                 <w:rFonts w:ascii="BRH Malayalam Extra" w:hAnsi="BRH Malayalam Extra" w:cs="BRH Malayalam Extra"/>
-                <w:color w:val="EE0000"/>
                 <w:sz w:val="40"/>
                 <w:szCs w:val="40"/>
                 <w:highlight w:val="yellow"/>
@@ -811,7 +763,6 @@
             <w:r>
               <w:rPr>
                 <w:rFonts w:ascii="BRH Malayalam Extra" w:hAnsi="BRH Malayalam Extra" w:cs="BRH Malayalam Extra"/>
-                <w:color w:val="EE0000"/>
                 <w:sz w:val="40"/>
                 <w:szCs w:val="40"/>
               </w:rPr>
@@ -821,16 +772,14 @@
               <w:rPr>
                 <w:rFonts w:ascii="BRH Malayalam Extra" w:hAnsi="BRH Malayalam Extra" w:cs="BRH Malayalam Extra"/>
                 <w:b/>
-                <w:color w:val="EE0000"/>
-                <w:sz w:val="32"/>
-                <w:szCs w:val="40"/>
-              </w:rPr>
-              <w:t>–</w:t>
-            </w:r>
-            <w:r>
-              <w:rPr>
-                <w:rFonts w:ascii="BRH Malayalam Extra" w:hAnsi="BRH Malayalam Extra" w:cs="BRH Malayalam Extra"/>
-                <w:color w:val="EE0000"/>
+                <w:sz w:val="32"/>
+                <w:szCs w:val="40"/>
+              </w:rPr>
+              <w:t>–</w:t>
+            </w:r>
+            <w:r>
+              <w:rPr>
+                <w:rFonts w:ascii="BRH Malayalam Extra" w:hAnsi="BRH Malayalam Extra" w:cs="BRH Malayalam Extra"/>
                 <w:sz w:val="40"/>
                 <w:szCs w:val="40"/>
               </w:rPr>
@@ -857,15 +806,13 @@
               <w:spacing w:before="0" w:line="240" w:lineRule="auto"/>
               <w:rPr>
                 <w:rFonts w:ascii="BRH Malayalam Extra" w:hAnsi="BRH Malayalam Extra" w:cs="BRH Malayalam Extra"/>
-                <w:color w:val="EE0000"/>
-                <w:sz w:val="40"/>
-                <w:szCs w:val="40"/>
-              </w:rPr>
-            </w:pPr>
-            <w:r>
-              <w:rPr>
-                <w:rFonts w:ascii="BRH Malayalam Extra" w:hAnsi="BRH Malayalam Extra" w:cs="BRH Malayalam Extra"/>
-                <w:color w:val="EE0000"/>
+                <w:sz w:val="40"/>
+                <w:szCs w:val="40"/>
+              </w:rPr>
+            </w:pPr>
+            <w:r>
+              <w:rPr>
+                <w:rFonts w:ascii="BRH Malayalam Extra" w:hAnsi="BRH Malayalam Extra" w:cs="BRH Malayalam Extra"/>
                 <w:sz w:val="40"/>
                 <w:szCs w:val="40"/>
               </w:rPr>
@@ -875,16 +822,14 @@
               <w:rPr>
                 <w:rFonts w:ascii="BRH Malayalam Extra" w:hAnsi="BRH Malayalam Extra" w:cs="BRH Malayalam Extra"/>
                 <w:b/>
-                <w:color w:val="EE0000"/>
-                <w:sz w:val="32"/>
-                <w:szCs w:val="40"/>
-              </w:rPr>
-              <w:t>–</w:t>
-            </w:r>
-            <w:r>
-              <w:rPr>
-                <w:rFonts w:ascii="BRH Malayalam Extra" w:hAnsi="BRH Malayalam Extra" w:cs="BRH Malayalam Extra"/>
-                <w:color w:val="EE0000"/>
+                <w:sz w:val="32"/>
+                <w:szCs w:val="40"/>
+              </w:rPr>
+              <w:t>–</w:t>
+            </w:r>
+            <w:r>
+              <w:rPr>
+                <w:rFonts w:ascii="BRH Malayalam Extra" w:hAnsi="BRH Malayalam Extra" w:cs="BRH Malayalam Extra"/>
                 <w:sz w:val="40"/>
                 <w:szCs w:val="40"/>
               </w:rPr>
@@ -894,16 +839,14 @@
               <w:rPr>
                 <w:rFonts w:ascii="BRH Malayalam Extra" w:hAnsi="BRH Malayalam Extra" w:cs="BRH Malayalam Extra"/>
                 <w:b/>
-                <w:color w:val="EE0000"/>
-                <w:sz w:val="32"/>
-                <w:szCs w:val="40"/>
-              </w:rPr>
-              <w:t>–</w:t>
-            </w:r>
-            <w:r>
-              <w:rPr>
-                <w:rFonts w:ascii="BRH Malayalam Extra" w:hAnsi="BRH Malayalam Extra" w:cs="BRH Malayalam Extra"/>
-                <w:color w:val="EE0000"/>
+                <w:sz w:val="32"/>
+                <w:szCs w:val="40"/>
+              </w:rPr>
+              <w:t>–</w:t>
+            </w:r>
+            <w:r>
+              <w:rPr>
+                <w:rFonts w:ascii="BRH Malayalam Extra" w:hAnsi="BRH Malayalam Extra" w:cs="BRH Malayalam Extra"/>
                 <w:sz w:val="40"/>
                 <w:szCs w:val="40"/>
               </w:rPr>
@@ -919,15 +862,13 @@
               <w:spacing w:before="0" w:line="240" w:lineRule="auto"/>
               <w:rPr>
                 <w:rFonts w:ascii="BRH Malayalam Extra" w:hAnsi="BRH Malayalam Extra" w:cs="BRH Malayalam Extra"/>
-                <w:color w:val="EE0000"/>
-                <w:sz w:val="40"/>
-                <w:szCs w:val="40"/>
-              </w:rPr>
-            </w:pPr>
-            <w:r>
-              <w:rPr>
-                <w:rFonts w:ascii="BRH Malayalam Extra" w:hAnsi="BRH Malayalam Extra" w:cs="BRH Malayalam Extra"/>
-                <w:color w:val="EE0000"/>
+                <w:sz w:val="40"/>
+                <w:szCs w:val="40"/>
+              </w:rPr>
+            </w:pPr>
+            <w:r>
+              <w:rPr>
+                <w:rFonts w:ascii="BRH Malayalam Extra" w:hAnsi="BRH Malayalam Extra" w:cs="BRH Malayalam Extra"/>
                 <w:sz w:val="40"/>
                 <w:szCs w:val="40"/>
               </w:rPr>
@@ -936,7 +877,6 @@
             <w:r>
               <w:rPr>
                 <w:rFonts w:ascii="BRH Malayalam Extra" w:hAnsi="BRH Malayalam Extra" w:cs="BRH Malayalam Extra"/>
-                <w:color w:val="EE0000"/>
                 <w:sz w:val="40"/>
                 <w:szCs w:val="40"/>
                 <w:highlight w:val="green"/>
@@ -946,7 +886,6 @@
             <w:r>
               <w:rPr>
                 <w:rFonts w:ascii="BRH Malayalam Extra" w:hAnsi="BRH Malayalam Extra" w:cs="BRH Malayalam Extra"/>
-                <w:color w:val="EE0000"/>
                 <w:sz w:val="40"/>
                 <w:szCs w:val="40"/>
               </w:rPr>
@@ -956,16 +895,14 @@
               <w:rPr>
                 <w:rFonts w:ascii="BRH Malayalam Extra" w:hAnsi="BRH Malayalam Extra" w:cs="BRH Malayalam Extra"/>
                 <w:b/>
-                <w:color w:val="EE0000"/>
-                <w:sz w:val="32"/>
-                <w:szCs w:val="40"/>
-              </w:rPr>
-              <w:t>–</w:t>
-            </w:r>
-            <w:r>
-              <w:rPr>
-                <w:rFonts w:ascii="BRH Malayalam Extra" w:hAnsi="BRH Malayalam Extra" w:cs="BRH Malayalam Extra"/>
-                <w:color w:val="EE0000"/>
+                <w:sz w:val="32"/>
+                <w:szCs w:val="40"/>
+              </w:rPr>
+              <w:t>–</w:t>
+            </w:r>
+            <w:r>
+              <w:rPr>
+                <w:rFonts w:ascii="BRH Malayalam Extra" w:hAnsi="BRH Malayalam Extra" w:cs="BRH Malayalam Extra"/>
                 <w:sz w:val="40"/>
                 <w:szCs w:val="40"/>
               </w:rPr>
@@ -1619,27 +1556,7 @@
                 <w:szCs w:val="32"/>
                 <w:lang w:val="en-IN" w:eastAsia="en-IN" w:bidi="ml-IN"/>
               </w:rPr>
-              <w:t>11.</w:t>
-            </w:r>
-            <w:r>
-              <w:rPr>
-                <w:rFonts w:eastAsia="Times New Roman" w:cs="Arial"/>
-                <w:b/>
-                <w:sz w:val="32"/>
-                <w:szCs w:val="32"/>
-                <w:lang w:val="en-IN" w:eastAsia="en-IN" w:bidi="ml-IN"/>
-              </w:rPr>
-              <w:t>7</w:t>
-            </w:r>
-            <w:r>
-              <w:rPr>
-                <w:rFonts w:eastAsia="Times New Roman" w:cs="Arial"/>
-                <w:b/>
-                <w:sz w:val="32"/>
-                <w:szCs w:val="32"/>
-                <w:lang w:val="en-IN" w:eastAsia="en-IN" w:bidi="ml-IN"/>
-              </w:rPr>
-              <w:t xml:space="preserve"> </w:t>
+              <w:t xml:space="preserve">11.7 </w:t>
             </w:r>
             <w:r>
               <w:rPr>
@@ -1900,15 +1817,15 @@
                 <w:rFonts w:ascii="BRH Malayalam Extra" w:hAnsi="BRH Malayalam Extra" w:cs="BRH Malayalam Extra"/>
                 <w:sz w:val="40"/>
                 <w:szCs w:val="40"/>
-                <w:lang w:val="it-IT"/>
-              </w:rPr>
-            </w:pPr>
-            <w:r>
-              <w:rPr>
-                <w:rFonts w:ascii="BRH Malayalam Extra" w:hAnsi="BRH Malayalam Extra" w:cs="BRH Malayalam Extra"/>
-                <w:sz w:val="40"/>
-                <w:szCs w:val="40"/>
-                <w:lang w:val="it-IT"/>
+                <w:lang w:val="en-IN"/>
+              </w:rPr>
+            </w:pPr>
+            <w:r>
+              <w:rPr>
+                <w:rFonts w:ascii="BRH Malayalam Extra" w:hAnsi="BRH Malayalam Extra" w:cs="BRH Malayalam Extra"/>
+                <w:sz w:val="40"/>
+                <w:szCs w:val="40"/>
+                <w:lang w:val="en-IN"/>
               </w:rPr>
               <w:t>¥R</w:t>
             </w:r>
@@ -1918,16 +1835,16 @@
                 <w:b/>
                 <w:sz w:val="32"/>
                 <w:szCs w:val="40"/>
-                <w:lang w:val="it-IT"/>
-              </w:rPr>
-              <w:t>–</w:t>
-            </w:r>
-            <w:r>
-              <w:rPr>
-                <w:rFonts w:ascii="BRH Malayalam Extra" w:hAnsi="BRH Malayalam Extra" w:cs="BRH Malayalam Extra"/>
-                <w:sz w:val="40"/>
-                <w:szCs w:val="40"/>
-                <w:lang w:val="it-IT"/>
+                <w:lang w:val="en-IN"/>
+              </w:rPr>
+              <w:t>–</w:t>
+            </w:r>
+            <w:r>
+              <w:rPr>
+                <w:rFonts w:ascii="BRH Malayalam Extra" w:hAnsi="BRH Malayalam Extra" w:cs="BRH Malayalam Extra"/>
+                <w:sz w:val="40"/>
+                <w:szCs w:val="40"/>
+                <w:lang w:val="en-IN"/>
               </w:rPr>
               <w:t>ixd—I ity</w:t>
             </w:r>
@@ -1937,16 +1854,16 @@
                 <w:b/>
                 <w:sz w:val="32"/>
                 <w:szCs w:val="40"/>
-                <w:lang w:val="it-IT"/>
-              </w:rPr>
-              <w:t>–</w:t>
-            </w:r>
-            <w:r>
-              <w:rPr>
-                <w:rFonts w:ascii="BRH Malayalam Extra" w:hAnsi="BRH Malayalam Extra" w:cs="BRH Malayalam Extra"/>
-                <w:sz w:val="40"/>
-                <w:szCs w:val="40"/>
-                <w:lang w:val="it-IT"/>
+                <w:lang w:val="en-IN"/>
+              </w:rPr>
+              <w:t>–</w:t>
+            </w:r>
+            <w:r>
+              <w:rPr>
+                <w:rFonts w:ascii="BRH Malayalam Extra" w:hAnsi="BRH Malayalam Extra" w:cs="BRH Malayalam Extra"/>
+                <w:sz w:val="40"/>
+                <w:szCs w:val="40"/>
+                <w:lang w:val="en-IN"/>
               </w:rPr>
               <w:t>ix</w:t>
             </w:r>
@@ -1956,7 +1873,7 @@
                 <w:sz w:val="40"/>
                 <w:szCs w:val="40"/>
                 <w:highlight w:val="green"/>
-                <w:lang w:val="it-IT"/>
+                <w:lang w:val="en-IN"/>
               </w:rPr>
               <w:t>d˜I</w:t>
             </w:r>
@@ -1965,7 +1882,7 @@
                 <w:rFonts w:ascii="BRH Malayalam Extra" w:hAnsi="BRH Malayalam Extra" w:cs="BRH Malayalam Extra"/>
                 <w:sz w:val="40"/>
                 <w:szCs w:val="40"/>
-                <w:lang w:val="it-IT"/>
+                <w:lang w:val="en-IN"/>
               </w:rPr>
               <w:t xml:space="preserve"> | </w:t>
             </w:r>
@@ -2031,89 +1948,6 @@
               </w:rPr>
               <w:t>ixd—I M¥ijI |</w:t>
             </w:r>
-          </w:p>
-        </w:tc>
-      </w:tr>
-      <w:tr>
-        <w:trPr>
-          <w:trHeight w:val="680"/>
-        </w:trPr>
-        <w:tc>
-          <w:tcPr>
-            <w:tcW w:w="3857" w:type="dxa"/>
-            <w:tcBorders>
-              <w:top w:val="single" w:sz="4" w:space="0" w:color="000000"/>
-              <w:left w:val="single" w:sz="4" w:space="0" w:color="000000"/>
-              <w:bottom w:val="single" w:sz="4" w:space="0" w:color="000000"/>
-              <w:right w:val="single" w:sz="4" w:space="0" w:color="000000"/>
-            </w:tcBorders>
-          </w:tcPr>
-          <w:p>
-            <w:pPr>
-              <w:widowControl w:val="0"/>
-              <w:tabs>
-                <w:tab w:val="left" w:pos="993"/>
-              </w:tabs>
-              <w:autoSpaceDE w:val="0"/>
-              <w:autoSpaceDN w:val="0"/>
-              <w:adjustRightInd w:val="0"/>
-              <w:spacing w:before="0" w:line="240" w:lineRule="auto"/>
-              <w:rPr>
-                <w:rFonts w:eastAsia="Times New Roman" w:cs="Arial"/>
-                <w:b/>
-                <w:sz w:val="32"/>
-                <w:szCs w:val="32"/>
-                <w:lang w:val="it-IT" w:eastAsia="en-IN" w:bidi="ml-IN"/>
-              </w:rPr>
-            </w:pPr>
-          </w:p>
-        </w:tc>
-        <w:tc>
-          <w:tcPr>
-            <w:tcW w:w="5196" w:type="dxa"/>
-            <w:tcBorders>
-              <w:top w:val="single" w:sz="4" w:space="0" w:color="000000"/>
-              <w:left w:val="single" w:sz="4" w:space="0" w:color="000000"/>
-              <w:bottom w:val="single" w:sz="4" w:space="0" w:color="000000"/>
-              <w:right w:val="single" w:sz="4" w:space="0" w:color="000000"/>
-            </w:tcBorders>
-          </w:tcPr>
-          <w:p>
-            <w:pPr>
-              <w:spacing w:before="0" w:line="240" w:lineRule="auto"/>
-              <w:rPr>
-                <w:rFonts w:ascii="BRH Malayalam Extra" w:hAnsi="BRH Malayalam Extra" w:cs="BRH Malayalam Extra"/>
-                <w:sz w:val="40"/>
-                <w:szCs w:val="40"/>
-                <w:lang w:val="it-IT"/>
-              </w:rPr>
-            </w:pPr>
-          </w:p>
-        </w:tc>
-        <w:tc>
-          <w:tcPr>
-            <w:tcW w:w="5220" w:type="dxa"/>
-            <w:tcBorders>
-              <w:top w:val="single" w:sz="4" w:space="0" w:color="000000"/>
-              <w:left w:val="single" w:sz="4" w:space="0" w:color="000000"/>
-              <w:bottom w:val="single" w:sz="4" w:space="0" w:color="000000"/>
-              <w:right w:val="single" w:sz="4" w:space="0" w:color="000000"/>
-            </w:tcBorders>
-          </w:tcPr>
-          <w:p>
-            <w:pPr>
-              <w:widowControl w:val="0"/>
-              <w:autoSpaceDE w:val="0"/>
-              <w:autoSpaceDN w:val="0"/>
-              <w:adjustRightInd w:val="0"/>
-              <w:spacing w:before="0" w:line="240" w:lineRule="auto"/>
-              <w:rPr>
-                <w:rFonts w:ascii="BRH Malayalam Extra" w:hAnsi="BRH Malayalam Extra" w:cs="BRH Malayalam Extra"/>
-                <w:sz w:val="40"/>
-                <w:szCs w:val="40"/>
-                <w:lang w:val="it-IT"/>
-              </w:rPr>
-            </w:pPr>
           </w:p>
         </w:tc>
       </w:tr>
@@ -2175,30 +2009,6 @@
           <w:u w:val="single"/>
         </w:rPr>
       </w:pPr>
-    </w:p>
-    <w:p>
-      <w:pPr>
-        <w:jc w:val="center"/>
-        <w:rPr>
-          <w:b/>
-          <w:bCs/>
-          <w:sz w:val="32"/>
-          <w:szCs w:val="32"/>
-          <w:u w:val="single"/>
-        </w:rPr>
-      </w:pPr>
-    </w:p>
-    <w:p>
-      <w:pPr>
-        <w:jc w:val="center"/>
-        <w:rPr>
-          <w:b/>
-          <w:bCs/>
-          <w:sz w:val="32"/>
-          <w:szCs w:val="32"/>
-          <w:u w:val="single"/>
-        </w:rPr>
-      </w:pPr>
       <w:r>
         <w:rPr>
           <w:b/>
@@ -2207,6 +2017,7 @@
           <w:szCs w:val="32"/>
           <w:u w:val="single"/>
         </w:rPr>
+        <w:lastRenderedPageBreak/>
         <w:t xml:space="preserve">TS Krama Paatam – TS 1.6 Malayalam Corrections – Observed till </w:t>
       </w:r>
       <w:r>
@@ -3296,7 +3107,6 @@
                 <w:szCs w:val="32"/>
                 <w:lang w:val="en-IN" w:eastAsia="en-IN" w:bidi="ml-IN"/>
               </w:rPr>
-              <w:lastRenderedPageBreak/>
               <w:t>T.S.1.6.</w:t>
             </w:r>
             <w:r>
@@ -3758,6 +3568,7 @@
                 <w:szCs w:val="32"/>
                 <w:lang w:val="en-IN" w:eastAsia="en-IN" w:bidi="ml-IN"/>
               </w:rPr>
+              <w:lastRenderedPageBreak/>
               <w:t>T.S.1.6.</w:t>
             </w:r>
             <w:r>
@@ -5345,7 +5156,6 @@
                 <w:sz w:val="40"/>
                 <w:szCs w:val="40"/>
               </w:rPr>
-              <w:lastRenderedPageBreak/>
               <w:t>j</w:t>
             </w:r>
             <w:r>
@@ -5460,7 +5270,6 @@
                 <w:sz w:val="40"/>
                 <w:szCs w:val="40"/>
               </w:rPr>
-              <w:lastRenderedPageBreak/>
               <w:t>j</w:t>
             </w:r>
             <w:r>
@@ -5547,7 +5356,6 @@
                 <w:sz w:val="40"/>
                 <w:szCs w:val="40"/>
               </w:rPr>
-              <w:lastRenderedPageBreak/>
               <w:t>j</w:t>
             </w:r>
             <w:r>
@@ -5678,7 +5486,6 @@
                 <w:szCs w:val="32"/>
                 <w:lang w:val="en-IN" w:eastAsia="en-IN" w:bidi="ml-IN"/>
               </w:rPr>
-              <w:lastRenderedPageBreak/>
               <w:t>T.S.1.6.11.2 - Kramam</w:t>
             </w:r>
           </w:p>
@@ -5833,6 +5640,7 @@
                 <w:sz w:val="40"/>
                 <w:szCs w:val="40"/>
               </w:rPr>
+              <w:lastRenderedPageBreak/>
               <w:t>s</w:t>
             </w:r>
             <w:r>
@@ -5905,6 +5713,7 @@
                 <w:sz w:val="40"/>
                 <w:szCs w:val="40"/>
               </w:rPr>
+              <w:lastRenderedPageBreak/>
               <w:t>j</w:t>
             </w:r>
             <w:r>
@@ -5979,6 +5788,7 @@
                 <w:sz w:val="40"/>
                 <w:szCs w:val="40"/>
               </w:rPr>
+              <w:lastRenderedPageBreak/>
               <w:t>s</w:t>
             </w:r>
             <w:r>
@@ -6067,6 +5877,7 @@
                 <w:szCs w:val="32"/>
                 <w:lang w:val="en-IN" w:eastAsia="en-IN" w:bidi="ml-IN"/>
               </w:rPr>
+              <w:lastRenderedPageBreak/>
               <w:t>T.S.1.6.12.1 - Kramam</w:t>
             </w:r>
           </w:p>
@@ -6373,16 +6184,7 @@
           <w:bCs/>
           <w:sz w:val="32"/>
         </w:rPr>
-        <w:t xml:space="preserve">replaced </w:t>
-      </w:r>
-      <w:proofErr w:type="gramStart"/>
-      <w:r>
-        <w:rPr>
-          <w:b/>
-          <w:bCs/>
-          <w:sz w:val="32"/>
-        </w:rPr>
-        <w:t>with</w:t>
+        <w:t>replaced with</w:t>
       </w:r>
       <w:r>
         <w:rPr>
@@ -6402,29 +6204,7 @@
           <w:szCs w:val="40"/>
           <w:lang w:val="en-IN" w:eastAsia="en-IN"/>
         </w:rPr>
-        <w:t>"</w:t>
-      </w:r>
-      <w:proofErr w:type="gramEnd"/>
-      <w:r>
-        <w:rPr>
-          <w:rFonts w:ascii="BRH Malayalam" w:hAnsi="BRH Malayalam" w:cs="BRH Malayalam"/>
-          <w:color w:val="000000"/>
-          <w:sz w:val="40"/>
-          <w:szCs w:val="40"/>
-          <w:lang w:val="en-IN" w:eastAsia="en-IN"/>
-        </w:rPr>
-        <w:t>q§T</w:t>
-      </w:r>
-      <w:proofErr w:type="gramStart"/>
-      <w:r>
-        <w:rPr>
-          <w:rFonts w:ascii="BRH Malayalam" w:hAnsi="BRH Malayalam" w:cs="BRH Malayalam"/>
-          <w:color w:val="000000"/>
-          <w:sz w:val="40"/>
-          <w:szCs w:val="40"/>
-          <w:lang w:val="en-IN" w:eastAsia="en-IN"/>
-        </w:rPr>
-        <w:t xml:space="preserve">"  </w:t>
+        <w:t xml:space="preserve">"q§T"  </w:t>
       </w:r>
       <w:r>
         <w:rPr>
@@ -6432,16 +6212,7 @@
           <w:bCs/>
           <w:sz w:val="32"/>
         </w:rPr>
-        <w:t>wherever</w:t>
-      </w:r>
-      <w:proofErr w:type="gramEnd"/>
-      <w:r>
-        <w:rPr>
-          <w:b/>
-          <w:bCs/>
-          <w:sz w:val="32"/>
-        </w:rPr>
-        <w:t xml:space="preserve"> applicable</w:t>
+        <w:t>wherever applicable</w:t>
       </w:r>
     </w:p>
     <w:p>
@@ -7073,7 +6844,6 @@
                 <w:szCs w:val="36"/>
                 <w:lang w:bidi="ml-IN"/>
               </w:rPr>
-              <w:lastRenderedPageBreak/>
               <w:t>Panchaati No. 5</w:t>
             </w:r>
           </w:p>
@@ -7105,7 +6875,6 @@
                 <w:sz w:val="40"/>
                 <w:szCs w:val="40"/>
               </w:rPr>
-              <w:lastRenderedPageBreak/>
               <w:t>A</w:t>
             </w:r>
             <w:r>
@@ -7296,7 +7065,6 @@
               <w:rPr>
                 <w:bCs/>
               </w:rPr>
-              <w:lastRenderedPageBreak/>
               <w:t>(sen</w:t>
             </w:r>
             <w:r>
@@ -7399,7 +7167,6 @@
                 <w:szCs w:val="32"/>
                 <w:lang w:val="en-IN" w:eastAsia="en-IN" w:bidi="ml-IN"/>
               </w:rPr>
-              <w:lastRenderedPageBreak/>
               <w:t>T.S.1.6.2.3</w:t>
             </w:r>
             <w:r>
@@ -7575,35 +7342,24 @@
               </w:rPr>
               <w:t>ª</w:t>
             </w:r>
-            <w:proofErr w:type="gramStart"/>
-            <w:r>
-              <w:rPr>
-                <w:rFonts w:ascii="BRH Malayalam Extra" w:hAnsi="BRH Malayalam Extra" w:cs="BRH Malayalam Extra"/>
-                <w:b/>
-                <w:color w:val="000000"/>
-                <w:sz w:val="32"/>
-                <w:szCs w:val="40"/>
-              </w:rPr>
-              <w:t>–</w:t>
-            </w:r>
-            <w:r>
-              <w:rPr>
-                <w:rFonts w:ascii="BRH Malayalam Extra" w:hAnsi="BRH Malayalam Extra" w:cs="BRH Malayalam Extra"/>
-                <w:color w:val="000000"/>
-                <w:sz w:val="40"/>
-                <w:szCs w:val="40"/>
-              </w:rPr>
-              <w:t>.rxJ</w:t>
-            </w:r>
-            <w:proofErr w:type="gramEnd"/>
-            <w:r>
-              <w:rPr>
-                <w:rFonts w:ascii="BRH Malayalam Extra" w:hAnsi="BRH Malayalam Extra" w:cs="BRH Malayalam Extra"/>
-                <w:color w:val="000000"/>
-                <w:sz w:val="40"/>
-                <w:szCs w:val="40"/>
-              </w:rPr>
-              <w:t xml:space="preserve"> | </w:t>
+            <w:r>
+              <w:rPr>
+                <w:rFonts w:ascii="BRH Malayalam Extra" w:hAnsi="BRH Malayalam Extra" w:cs="BRH Malayalam Extra"/>
+                <w:b/>
+                <w:color w:val="000000"/>
+                <w:sz w:val="32"/>
+                <w:szCs w:val="40"/>
+              </w:rPr>
+              <w:t>–</w:t>
+            </w:r>
+            <w:r>
+              <w:rPr>
+                <w:rFonts w:ascii="BRH Malayalam Extra" w:hAnsi="BRH Malayalam Extra" w:cs="BRH Malayalam Extra"/>
+                <w:color w:val="000000"/>
+                <w:sz w:val="40"/>
+                <w:szCs w:val="40"/>
+              </w:rPr>
+              <w:t xml:space="preserve">.rxJ | </w:t>
             </w:r>
           </w:p>
           <w:p>
@@ -7629,6 +7385,7 @@
                 <w:szCs w:val="40"/>
                 <w:lang w:val="it-IT"/>
               </w:rPr>
+              <w:lastRenderedPageBreak/>
               <w:t>p</w:t>
             </w:r>
             <w:r>
@@ -7741,6 +7498,7 @@
                 <w:szCs w:val="40"/>
                 <w:lang w:val="it-IT"/>
               </w:rPr>
+              <w:lastRenderedPageBreak/>
               <w:t>öez</w:t>
             </w:r>
             <w:r>
@@ -7872,6 +7630,7 @@
                 <w:szCs w:val="40"/>
                 <w:lang w:val="it-IT"/>
               </w:rPr>
+              <w:lastRenderedPageBreak/>
               <w:t>p</w:t>
             </w:r>
             <w:r>
@@ -8041,6 +7800,7 @@
                 <w:szCs w:val="32"/>
                 <w:lang w:val="en-IN" w:eastAsia="en-IN" w:bidi="ml-IN"/>
               </w:rPr>
+              <w:lastRenderedPageBreak/>
               <w:t>T.S.1.6.4.3</w:t>
             </w:r>
             <w:r>
@@ -9688,7 +9448,6 @@
           <w:szCs w:val="32"/>
           <w:u w:val="single"/>
         </w:rPr>
-        <w:lastRenderedPageBreak/>
         <w:t>==========================</w:t>
       </w:r>
     </w:p>
@@ -9723,6 +9482,7 @@
           <w:szCs w:val="32"/>
           <w:u w:val="single"/>
         </w:rPr>
+        <w:lastRenderedPageBreak/>
         <w:t xml:space="preserve">TS </w:t>
       </w:r>
       <w:r>

--- a/TS-Kramam/TS-1.6/TS 1.6 Malayalam Krama Paatam Corrections.docx
+++ b/TS-Kramam/TS-1.6/TS 1.6 Malayalam Krama Paatam Corrections.docx
@@ -31,7 +31,27 @@
           <w:szCs w:val="32"/>
           <w:u w:val="single"/>
         </w:rPr>
-        <w:t>31st Jan 2026</w:t>
+        <w:t xml:space="preserve">31st </w:t>
+      </w:r>
+      <w:r>
+        <w:rPr>
+          <w:b/>
+          <w:bCs/>
+          <w:sz w:val="32"/>
+          <w:szCs w:val="32"/>
+          <w:u w:val="single"/>
+        </w:rPr>
+        <w:t>May</w:t>
+      </w:r>
+      <w:r>
+        <w:rPr>
+          <w:b/>
+          <w:bCs/>
+          <w:sz w:val="32"/>
+          <w:szCs w:val="32"/>
+          <w:u w:val="single"/>
+        </w:rPr>
+        <w:t xml:space="preserve"> 2026</w:t>
       </w:r>
     </w:p>
     <w:p>
@@ -6184,7 +6204,16 @@
           <w:bCs/>
           <w:sz w:val="32"/>
         </w:rPr>
-        <w:t>replaced with</w:t>
+        <w:t xml:space="preserve">replaced </w:t>
+      </w:r>
+      <w:proofErr w:type="gramStart"/>
+      <w:r>
+        <w:rPr>
+          <w:b/>
+          <w:bCs/>
+          <w:sz w:val="32"/>
+        </w:rPr>
+        <w:t>with</w:t>
       </w:r>
       <w:r>
         <w:rPr>
@@ -6204,7 +6233,29 @@
           <w:szCs w:val="40"/>
           <w:lang w:val="en-IN" w:eastAsia="en-IN"/>
         </w:rPr>
-        <w:t xml:space="preserve">"q§T"  </w:t>
+        <w:t>"</w:t>
+      </w:r>
+      <w:proofErr w:type="gramEnd"/>
+      <w:r>
+        <w:rPr>
+          <w:rFonts w:ascii="BRH Malayalam" w:hAnsi="BRH Malayalam" w:cs="BRH Malayalam"/>
+          <w:color w:val="000000"/>
+          <w:sz w:val="40"/>
+          <w:szCs w:val="40"/>
+          <w:lang w:val="en-IN" w:eastAsia="en-IN"/>
+        </w:rPr>
+        <w:t>q§T</w:t>
+      </w:r>
+      <w:proofErr w:type="gramStart"/>
+      <w:r>
+        <w:rPr>
+          <w:rFonts w:ascii="BRH Malayalam" w:hAnsi="BRH Malayalam" w:cs="BRH Malayalam"/>
+          <w:color w:val="000000"/>
+          <w:sz w:val="40"/>
+          <w:szCs w:val="40"/>
+          <w:lang w:val="en-IN" w:eastAsia="en-IN"/>
+        </w:rPr>
+        <w:t xml:space="preserve">"  </w:t>
       </w:r>
       <w:r>
         <w:rPr>
@@ -6212,7 +6263,16 @@
           <w:bCs/>
           <w:sz w:val="32"/>
         </w:rPr>
-        <w:t>wherever applicable</w:t>
+        <w:t>wherever</w:t>
+      </w:r>
+      <w:proofErr w:type="gramEnd"/>
+      <w:r>
+        <w:rPr>
+          <w:b/>
+          <w:bCs/>
+          <w:sz w:val="32"/>
+        </w:rPr>
+        <w:t xml:space="preserve"> applicable</w:t>
       </w:r>
     </w:p>
     <w:p>
@@ -7342,24 +7402,35 @@
               </w:rPr>
               <w:t>ª</w:t>
             </w:r>
-            <w:r>
-              <w:rPr>
-                <w:rFonts w:ascii="BRH Malayalam Extra" w:hAnsi="BRH Malayalam Extra" w:cs="BRH Malayalam Extra"/>
-                <w:b/>
-                <w:color w:val="000000"/>
-                <w:sz w:val="32"/>
-                <w:szCs w:val="40"/>
-              </w:rPr>
-              <w:t>–</w:t>
-            </w:r>
-            <w:r>
-              <w:rPr>
-                <w:rFonts w:ascii="BRH Malayalam Extra" w:hAnsi="BRH Malayalam Extra" w:cs="BRH Malayalam Extra"/>
-                <w:color w:val="000000"/>
-                <w:sz w:val="40"/>
-                <w:szCs w:val="40"/>
-              </w:rPr>
-              <w:t xml:space="preserve">.rxJ | </w:t>
+            <w:proofErr w:type="gramStart"/>
+            <w:r>
+              <w:rPr>
+                <w:rFonts w:ascii="BRH Malayalam Extra" w:hAnsi="BRH Malayalam Extra" w:cs="BRH Malayalam Extra"/>
+                <w:b/>
+                <w:color w:val="000000"/>
+                <w:sz w:val="32"/>
+                <w:szCs w:val="40"/>
+              </w:rPr>
+              <w:t>–</w:t>
+            </w:r>
+            <w:r>
+              <w:rPr>
+                <w:rFonts w:ascii="BRH Malayalam Extra" w:hAnsi="BRH Malayalam Extra" w:cs="BRH Malayalam Extra"/>
+                <w:color w:val="000000"/>
+                <w:sz w:val="40"/>
+                <w:szCs w:val="40"/>
+              </w:rPr>
+              <w:t>.rxJ</w:t>
+            </w:r>
+            <w:proofErr w:type="gramEnd"/>
+            <w:r>
+              <w:rPr>
+                <w:rFonts w:ascii="BRH Malayalam Extra" w:hAnsi="BRH Malayalam Extra" w:cs="BRH Malayalam Extra"/>
+                <w:color w:val="000000"/>
+                <w:sz w:val="40"/>
+                <w:szCs w:val="40"/>
+              </w:rPr>
+              <w:t xml:space="preserve"> | </w:t>
             </w:r>
           </w:p>
           <w:p>
